--- a/04_Manuscripts/Manuscript_dental_systemic.docx
+++ b/04_Manuscripts/Manuscript_dental_systemic.docx
@@ -7,7 +7,7 @@
         <w:pStyle w:val="Title"/>
       </w:pPr>
       <w:r>
-        <w:t xml:space="preserve">Ecological Association Between Prefectural Periodontal Disease Burden and Diabetic Complication Management Rates in Japan: A Hypothesis-Generating Analysis Using the National Database of Health Insurance Claims</w:t>
+        <w:t xml:space="preserve">Regional Periodontal Disease Burden and Diabetic Complication Management Rates in Japan: A Prefectural Ecological Analysis Using National Claims Data</w:t>
       </w:r>
     </w:p>
     <w:p>
@@ -23,7 +23,7 @@
         <w:pStyle w:val="Date"/>
       </w:pPr>
       <w:r>
-        <w:t xml:space="preserve">2026-04-10</w:t>
+        <w:t xml:space="preserve">2026-06-04</w:t>
       </w:r>
     </w:p>
     <w:bookmarkStart w:id="20" w:name="abstract"/>
@@ -32,7 +32,7 @@
         <w:pStyle w:val="Heading1"/>
       </w:pPr>
       <w:r>
-        <w:t xml:space="preserve">1. Abstract</w:t>
+        <w:t xml:space="preserve">Abstract</w:t>
       </w:r>
     </w:p>
     <w:p>
@@ -92,7 +92,7 @@
         <w:t xml:space="preserve">Conclusions</w:t>
       </w:r>
       <w:r>
-        <w:t xml:space="preserve">: This ecological study provides hypothesis-generating evidence of a prefectural-level association between periodontal disease burden and diabetic complication management rates, with specificity supported by a negative control analysis. The absence of associations with HbA1c-based metrics warrants cautious interpretation. Longitudinal and individual-level studies are needed to elucidate the underlying mechanisms.</w:t>
+        <w:t xml:space="preserve">: Prefectural periodontal disease burden was positively associated with diabetic complication management rates across Japan, with specificity confirmed by negative control analysis. Null findings for HbA1c-based outcomes were consistent with health checkup participation bias and temporal mismatch rather than the absence of a biological link. These findings suggest that regional oral health disparities contribute to downstream diabetic complication burden and support integrated dental-diabetes care policy responses.</w:t>
       </w:r>
     </w:p>
     <w:p>
@@ -124,7 +124,7 @@
         <w:pStyle w:val="Heading1"/>
       </w:pPr>
       <w:r>
-        <w:t xml:space="preserve">2. Introduction</w:t>
+        <w:t xml:space="preserve">1. Introduction</w:t>
       </w:r>
     </w:p>
     <w:p>
@@ -176,7 +176,7 @@
         <w:t xml:space="preserve">(4,5)</w:t>
       </w:r>
       <w:r>
-        <w:t xml:space="preserve">. Chronic periodontal inflammation promotes systemic insulin resistance through elevated circulating pro-inflammatory cytokines, including tumor necrosis factor-alpha, interleukin-6, and interleukin-1β</w:t>
+        <w:t xml:space="preserve">. Chronic periodontal inflammation promotes systemic insulin resistance through elevated circulating pro-inflammatory cytokines, including tumor necrosis factor-alpha (TNF-α), interleukin-6 (IL-6), and interleukin-1β</w:t>
       </w:r>
       <w:r>
         <w:t xml:space="preserve"> </w:t>
@@ -185,7 +185,7 @@
         <w:t xml:space="preserve">(6–8)</w:t>
       </w:r>
       <w:r>
-        <w:t xml:space="preserve">, while hyperglycemia in diabetes impairs periodontal tissue repair through advanced glycation end-products and macrophage dysfunction</w:t>
+        <w:t xml:space="preserve">. Conversely, hyperglycemia impairs periodontal tissue repair through advanced glycation end-products and macrophage dysfunction</w:t>
       </w:r>
       <w:r>
         <w:t xml:space="preserve"> </w:t>
@@ -194,7 +194,7 @@
         <w:t xml:space="preserve">(6,9)</w:t>
       </w:r>
       <w:r>
-        <w:t xml:space="preserve">. Meta-analyses of randomized controlled trials have demonstrated that nonsurgical periodontal treatment can modestly reduce HbA1c levels by 0.3–0.6%</w:t>
+        <w:t xml:space="preserve">. Meta-analyses of randomized controlled trials demonstrated that nonsurgical periodontal treatment can modestly reduce HbA1c by 0.3–0.6%</w:t>
       </w:r>
       <w:r>
         <w:t xml:space="preserve"> </w:t>
@@ -203,7 +203,7 @@
         <w:t xml:space="preserve">(10–12)</w:t>
       </w:r>
       <w:r>
-        <w:t xml:space="preserve">, though a large multicenter trial showed no effect</w:t>
+        <w:t xml:space="preserve">; however, a large multicenter trial showed no effect</w:t>
       </w:r>
       <w:r>
         <w:t xml:space="preserve"> </w:t>
@@ -212,7 +212,7 @@
         <w:t xml:space="preserve">(13)</w:t>
       </w:r>
       <w:r>
-        <w:t xml:space="preserve">, highlighting ongoing uncertainty in the causal relationship.</w:t>
+        <w:t xml:space="preserve">, indicating ongoing uncertainty in the causal relationship.</w:t>
       </w:r>
     </w:p>
     <w:p>
@@ -220,7 +220,7 @@
         <w:pStyle w:val="BodyText"/>
       </w:pPr>
       <w:r>
-        <w:t xml:space="preserve">The downstream complications of poorly controlled diabetes—particularly diabetic nephropathy leading to dialysis—represent a major public health burden in Japan. International comparative data indicate that treated end-stage kidney disease burden varies markedly across countries, and Japan is among the countries with the highest dialysis prevalence per million population</w:t>
+        <w:t xml:space="preserve">The downstream complications of poorly controlled diabetes, particularly diabetic nephropathy leading to dialysis, represent a major public health burden in Japan. International comparative data indicate that treated end-stage kidney disease burden varies markedly across countries, and Japan is among the countries with the highest dialysis prevalence per million population</w:t>
       </w:r>
       <w:r>
         <w:t xml:space="preserve"> </w:t>
@@ -246,7 +246,7 @@
         <w:t xml:space="preserve">(17)</w:t>
       </w:r>
       <w:r>
-        <w:t xml:space="preserve">, providing an opportunity to examine prefectural-level correlates of diabetes-related complication burden. Previous NDB-based ecological studies have demonstrated regional variations in metabolic syndrome management and renal disease patterns</w:t>
+        <w:t xml:space="preserve">. This near-complete coverage provided an opportunity to examine prefectural-level correlates of diabetes-related complication burden. Previous NDB-based ecological studies demonstrated regional variations in metabolic syndrome management and renal disease patterns</w:t>
       </w:r>
       <w:r>
         <w:t xml:space="preserve"> </w:t>
@@ -255,7 +255,7 @@
         <w:t xml:space="preserve">(18)</w:t>
       </w:r>
       <w:r>
-        <w:t xml:space="preserve">, but the relationship between periodontal disease claims and diabetic complication management has not been explored.</w:t>
+        <w:t xml:space="preserve">, but the relationship between periodontal disease claims and diabetic complication management remains unexplored.</w:t>
       </w:r>
     </w:p>
     <w:p>
@@ -280,7 +280,7 @@
         <w:pStyle w:val="Heading1"/>
       </w:pPr>
       <w:r>
-        <w:t xml:space="preserve">3. Methods</w:t>
+        <w:t xml:space="preserve">2. Methods</w:t>
       </w:r>
     </w:p>
     <w:bookmarkStart w:id="22" w:name="study-design-and-setting"/>
@@ -289,7 +289,7 @@
         <w:pStyle w:val="Heading2"/>
       </w:pPr>
       <w:r>
-        <w:t xml:space="preserve">3.1 Study Design and Setting</w:t>
+        <w:t xml:space="preserve">2.1 Study Design and Setting</w:t>
       </w:r>
     </w:p>
     <w:p>
@@ -307,7 +307,7 @@
         <w:pStyle w:val="Heading2"/>
       </w:pPr>
       <w:r>
-        <w:t xml:space="preserve">3.2 Data Sources</w:t>
+        <w:t xml:space="preserve">2.2 Data Sources</w:t>
       </w:r>
     </w:p>
     <w:bookmarkStart w:id="23" w:name="primary-exposure"/>
@@ -316,7 +316,7 @@
         <w:pStyle w:val="Heading3"/>
       </w:pPr>
       <w:r>
-        <w:t xml:space="preserve">3.2.1 Primary Exposure</w:t>
+        <w:t xml:space="preserve">2.2.1 Primary Exposure</w:t>
       </w:r>
     </w:p>
     <w:p>
@@ -334,6 +334,14 @@
         <w:t xml:space="preserve">: The number of dental claims for periodontal diseases (ICD-10: K05, including gingivitis [K05.0–K05.1] and periodontitis [K05.2–K05.3]) per 100,000 population was extracted from the NDB No.10 open-data tabulations for dental diseases and injuries (prefectural-level aggregates excluding claims covered by public expense). Population denominators were derived from prefectural specific health checkup enrollment data. The claim count was standardized per 100,000 population.</w:t>
       </w:r>
     </w:p>
+    <w:p>
+      <w:pPr>
+        <w:pStyle w:val="BodyText"/>
+      </w:pPr>
+      <w:r>
+        <w:t xml:space="preserve">In the NDB dental claims system, treatment codes for active periodontal interventions, including scaling (J078), scaling and root planing (SRP; J079), and periodontal surgery (J084–J085), are billed distinctly from preventive prophylaxis visits. The claim-based K05 exposure used in this study therefore predominantly reflects treatment contacts for clinically diagnosed and actively managed periodontal disease, rather than asymptomatic dental screening visits. This coding structure provides a meaningful, albeit imperfect, proxy for the regional burden of active periodontal disease requiring clinical intervention.</w:t>
+      </w:r>
+    </w:p>
     <w:bookmarkEnd w:id="23"/>
     <w:bookmarkStart w:id="24" w:name="negative-control-exposure"/>
     <w:p>
@@ -341,7 +349,7 @@
         <w:pStyle w:val="Heading3"/>
       </w:pPr>
       <w:r>
-        <w:t xml:space="preserve">3.2.2 Negative Control Exposure</w:t>
+        <w:t xml:space="preserve">2.2.2 Negative Control Exposure</w:t>
       </w:r>
     </w:p>
     <w:p>
@@ -384,7 +392,7 @@
         <w:pStyle w:val="Heading3"/>
       </w:pPr>
       <w:r>
-        <w:t xml:space="preserve">3.2.3 Outcome Variables</w:t>
+        <w:t xml:space="preserve">2.2.3 Outcome Variables</w:t>
       </w:r>
     </w:p>
     <w:p>
@@ -454,7 +462,7 @@
         <w:pStyle w:val="Heading3"/>
       </w:pPr>
       <w:r>
-        <w:t xml:space="preserve">3.2.4 Adjustment Variables</w:t>
+        <w:t xml:space="preserve">2.2.4 Adjustment Variables</w:t>
       </w:r>
     </w:p>
     <w:p>
@@ -536,7 +544,7 @@
         <w:t xml:space="preserve"> </w:t>
       </w:r>
       <w:r>
-        <w:t xml:space="preserve">(sensitivity analysis only): Prefectural smoking prevalence (%) among specific health checkup participants, derived from NDB No.10 standard health questionnaire item Q5. This estimate is lower than general population prevalence (~16–20%) because it reflects self-reported smoking among health checkup attendees, a healthier-than-average subgroup.</w:t>
+        <w:t xml:space="preserve">(sensitivity analysis only): Prefectural smoking prevalence (%) among specific health checkup participants, derived from NDB No.10 standard health questionnaire item Q5. This estimate is lower than general population prevalence (approximately 16–20%) because it reflects self-reported smoking among health checkup attendees, a healthier-than-average subgroup.</w:t>
       </w:r>
     </w:p>
     <w:p>
@@ -569,7 +577,7 @@
         <w:pStyle w:val="Heading2"/>
       </w:pPr>
       <w:r>
-        <w:t xml:space="preserve">3.3 Statistical Analysis</w:t>
+        <w:t xml:space="preserve">2.3 Statistical Analysis</w:t>
       </w:r>
     </w:p>
     <w:bookmarkStart w:id="28" w:name="primary-analysis"/>
@@ -578,7 +586,7 @@
         <w:pStyle w:val="Heading3"/>
       </w:pPr>
       <w:r>
-        <w:t xml:space="preserve">3.3.1 Primary Analysis</w:t>
+        <w:t xml:space="preserve">2.3.1 Primary Analysis</w:t>
       </w:r>
     </w:p>
     <w:p>
@@ -788,7 +796,7 @@
         <w:pStyle w:val="Heading3"/>
       </w:pPr>
       <w:r>
-        <w:t xml:space="preserve">3.3.2 Sensitivity Analyses</w:t>
+        <w:t xml:space="preserve">2.3.2 Sensitivity Analyses</w:t>
       </w:r>
     </w:p>
     <w:p>
@@ -796,39 +804,7 @@
         <w:pStyle w:val="FirstParagraph"/>
       </w:pPr>
       <w:r>
-        <w:t xml:space="preserve">Ten sensitivity specifications were applied to the primary exposure–outcome pair (periodontal disease claim rate and diabetic complication management claim rate).</w:t>
-      </w:r>
-      <w:r>
-        <w:t xml:space="preserve"> </w:t>
-      </w:r>
-      <w:r>
-        <w:rPr>
-          <w:b/>
-          <w:bCs/>
-        </w:rPr>
-        <w:t xml:space="preserve">Specification 1</w:t>
-      </w:r>
-      <w:r>
-        <w:t xml:space="preserve"> </w:t>
-      </w:r>
-      <w:r>
-        <w:t xml:space="preserve">was baseline OLS with conventional standard errors;</w:t>
-      </w:r>
-      <w:r>
-        <w:t xml:space="preserve"> </w:t>
-      </w:r>
-      <w:r>
-        <w:rPr>
-          <w:b/>
-          <w:bCs/>
-        </w:rPr>
-        <w:t xml:space="preserve">Specification 2</w:t>
-      </w:r>
-      <w:r>
-        <w:t xml:space="preserve"> </w:t>
-      </w:r>
-      <w:r>
-        <w:t xml:space="preserve">used heteroscedasticity-consistent (HC3) robust standard errors</w:t>
+        <w:t xml:space="preserve">Ten sensitivity specifications were applied to the primary exposure–outcome pair (periodontal disease claim rate and diabetic complication management claim rate). Specification 1 was baseline OLS with conventional standard errors; Specification 2 used heteroscedasticity-consistent (HC3) robust standard errors</w:t>
       </w:r>
       <w:r>
         <w:t xml:space="preserve"> </w:t>
@@ -837,135 +813,7 @@
         <w:t xml:space="preserve">(20)</w:t>
       </w:r>
       <w:r>
-        <w:t xml:space="preserve">.</w:t>
-      </w:r>
-      <w:r>
-        <w:t xml:space="preserve"> </w:t>
-      </w:r>
-      <w:r>
-        <w:rPr>
-          <w:b/>
-          <w:bCs/>
-        </w:rPr>
-        <w:t xml:space="preserve">Specification 3</w:t>
-      </w:r>
-      <w:r>
-        <w:t xml:space="preserve"> </w:t>
-      </w:r>
-      <w:r>
-        <w:t xml:space="preserve">excluded prefectures with values exceeding ±3 standard deviations;</w:t>
-      </w:r>
-      <w:r>
-        <w:t xml:space="preserve"> </w:t>
-      </w:r>
-      <w:r>
-        <w:rPr>
-          <w:b/>
-          <w:bCs/>
-        </w:rPr>
-        <w:t xml:space="preserve">Specification 4</w:t>
-      </w:r>
-      <w:r>
-        <w:t xml:space="preserve"> </w:t>
-      </w:r>
-      <w:r>
-        <w:t xml:space="preserve">excluded Tokyo, Osaka, and Aichi;</w:t>
-      </w:r>
-      <w:r>
-        <w:t xml:space="preserve"> </w:t>
-      </w:r>
-      <w:r>
-        <w:rPr>
-          <w:b/>
-          <w:bCs/>
-        </w:rPr>
-        <w:t xml:space="preserve">Specification 5</w:t>
-      </w:r>
-      <w:r>
-        <w:t xml:space="preserve"> </w:t>
-      </w:r>
-      <w:r>
-        <w:t xml:space="preserve">log-transformed exposure and outcome (log–log model).</w:t>
-      </w:r>
-      <w:r>
-        <w:t xml:space="preserve"> </w:t>
-      </w:r>
-      <w:r>
-        <w:rPr>
-          <w:b/>
-          <w:bCs/>
-        </w:rPr>
-        <w:t xml:space="preserve">Specification 6</w:t>
-      </w:r>
-      <w:r>
-        <w:t xml:space="preserve"> </w:t>
-      </w:r>
-      <w:r>
-        <w:t xml:space="preserve">adjusted for aging rate only;</w:t>
-      </w:r>
-      <w:r>
-        <w:t xml:space="preserve"> </w:t>
-      </w:r>
-      <w:r>
-        <w:rPr>
-          <w:b/>
-          <w:bCs/>
-        </w:rPr>
-        <w:t xml:space="preserve">Specification 7</w:t>
-      </w:r>
-      <w:r>
-        <w:t xml:space="preserve"> </w:t>
-      </w:r>
-      <w:r>
-        <w:t xml:space="preserve">added per-capita income;</w:t>
-      </w:r>
-      <w:r>
-        <w:t xml:space="preserve"> </w:t>
-      </w:r>
-      <w:r>
-        <w:rPr>
-          <w:b/>
-          <w:bCs/>
-        </w:rPr>
-        <w:t xml:space="preserve">Specification 8</w:t>
-      </w:r>
-      <w:r>
-        <w:t xml:space="preserve"> </w:t>
-      </w:r>
-      <w:r>
-        <w:t xml:space="preserve">added smoking rate (questionnaire item Q5 from the NDB specific health checkup);</w:t>
-      </w:r>
-      <w:r>
-        <w:t xml:space="preserve"> </w:t>
-      </w:r>
-      <w:r>
-        <w:rPr>
-          <w:b/>
-          <w:bCs/>
-        </w:rPr>
-        <w:t xml:space="preserve">Specification 9</w:t>
-      </w:r>
-      <w:r>
-        <w:t xml:space="preserve"> </w:t>
-      </w:r>
-      <w:r>
-        <w:t xml:space="preserve">added BMI obesity rate; and</w:t>
-      </w:r>
-      <w:r>
-        <w:t xml:space="preserve"> </w:t>
-      </w:r>
-      <w:r>
-        <w:rPr>
-          <w:b/>
-          <w:bCs/>
-        </w:rPr>
-        <w:t xml:space="preserve">Specification 10</w:t>
-      </w:r>
-      <w:r>
-        <w:t xml:space="preserve"> </w:t>
-      </w:r>
-      <w:r>
-        <w:t xml:space="preserve">adjusted simultaneously for aging rate, population density, income, smoking rate, and BMI obesity rate.</w:t>
+        <w:t xml:space="preserve">. Specification 3 excluded prefectures with values exceeding ±3 standard deviations; Specification 4 excluded Tokyo, Osaka, and Aichi; Specification 5 log-transformed exposure and outcome (log–log model). Specification 6 adjusted for aging rate only; Specification 7 added per-capita income; Specification 8 added smoking rate (questionnaire item Q5 from the NDB specific health checkup); Specification 9 added BMI obesity rate; and Specification 10 adjusted simultaneously for aging rate, population density, income, smoking rate, and BMI obesity rate.</w:t>
       </w:r>
     </w:p>
     <w:p>
@@ -991,7 +839,7 @@
         <w:pStyle w:val="Heading3"/>
       </w:pPr>
       <w:r>
-        <w:t xml:space="preserve">3.3.3 E-value and Population Attributable Fraction</w:t>
+        <w:t xml:space="preserve">2.3.3 E-value and Population Attributable Fraction</w:t>
       </w:r>
     </w:p>
     <w:p>
@@ -1029,7 +877,7 @@
         <w:pStyle w:val="Heading3"/>
       </w:pPr>
       <w:r>
-        <w:t xml:space="preserve">3.3.4 Mediation Analysis</w:t>
+        <w:t xml:space="preserve">2.3.4 Mediation Analysis</w:t>
       </w:r>
     </w:p>
     <w:p>
@@ -1056,7 +904,7 @@
         <w:pStyle w:val="Heading3"/>
       </w:pPr>
       <w:r>
-        <w:t xml:space="preserve">3.3.5 Negative Control Analysis</w:t>
+        <w:t xml:space="preserve">2.3.5 Negative Control Analysis</w:t>
       </w:r>
     </w:p>
     <w:p>
@@ -1064,7 +912,7 @@
         <w:pStyle w:val="FirstParagraph"/>
       </w:pPr>
       <w:r>
-        <w:t xml:space="preserve">The negative control exposure (dental caries claim rate) was regressed on the diabetic complication management claim rate using the same first six specifications. If caries rate showed no significant association while periodontal disease claim rate did, this supports specificity of the periodontal finding. If caries rate was also significant, this would suggest socioeconomic confounding rather than a biological pathway specific to periodontal disease.</w:t>
+        <w:t xml:space="preserve">The negative control exposure (dental caries claim rate) was regressed on the diabetic complication management claim rate using the same first six specifications. If caries rate showed no significant association while periodontal disease claim rate did, this would support specificity of the periodontal finding. If caries rate was also significant, this would suggest socioeconomic confounding rather than a biological pathway specific to periodontal disease.</w:t>
       </w:r>
     </w:p>
     <w:bookmarkEnd w:id="32"/>
@@ -1074,7 +922,7 @@
         <w:pStyle w:val="Heading3"/>
       </w:pPr>
       <w:r>
-        <w:t xml:space="preserve">3.3.6 Spatial Analysis</w:t>
+        <w:t xml:space="preserve">2.3.6 Spatial Analysis</w:t>
       </w:r>
     </w:p>
     <w:p>
@@ -1119,7 +967,7 @@
         <w:pStyle w:val="Heading1"/>
       </w:pPr>
       <w:r>
-        <w:t xml:space="preserve">4. Results</w:t>
+        <w:t xml:space="preserve">3. Results</w:t>
       </w:r>
     </w:p>
     <w:bookmarkStart w:id="36" w:name="descriptive-statistics"/>
@@ -1128,7 +976,7 @@
         <w:pStyle w:val="Heading2"/>
       </w:pPr>
       <w:r>
-        <w:t xml:space="preserve">4.1 Descriptive Statistics</w:t>
+        <w:t xml:space="preserve">3.1 Descriptive Statistics</w:t>
       </w:r>
     </w:p>
     <w:p>
@@ -1136,7 +984,7 @@
         <w:pStyle w:val="FirstParagraph"/>
       </w:pPr>
       <w:r>
-        <w:t xml:space="preserve">All 47 prefectures were included. Periodontal disease claim rates varied substantially (mean: 112,944 per 100,000; SD: 20,161; range: 71,340–149,168), a 2.1-fold variation (Table 1). Diabetic complication management rates (B001-20) ranged from 57.8 to 451.4 per 100,000 (mean: 226.5, SD: 103.9). HbA1c high-value rates among specific health checkup participants ranged from 5.9% to 9.7%.</w:t>
+        <w:t xml:space="preserve">All 47 prefectures were included. Periodontal disease claim rates varied 2.1-fold (mean: 112,944 per 100,000; SD: 20,161; range: 71,340–149,168) (Table 1). Diabetic complication management rates (B001-20) ranged from 57.8 to 451.4 per 100,000 (mean: 226.5, SD: 103.9). HbA1c high-value rates among specific health checkup participants ranged from 5.9% to 9.7%.</w:t>
       </w:r>
     </w:p>
     <w:p>
@@ -1158,7 +1006,7 @@
         <w:pStyle w:val="Heading2"/>
       </w:pPr>
       <w:r>
-        <w:t xml:space="preserve">4.2 Bivariate Correlations</w:t>
+        <w:t xml:space="preserve">3.2 Bivariate Correlations</w:t>
       </w:r>
     </w:p>
     <w:p>
@@ -1166,7 +1014,7 @@
         <w:pStyle w:val="FirstParagraph"/>
       </w:pPr>
       <w:r>
-        <w:t xml:space="preserve">Periodontal disease rate showed a modest positive correlation with diabetic complication management rate (r = 0.310, p = 0.034) and a modest negative correlation with HbA1c high-value rate (r = −0.314, p = 0.031). Correlations with dialysis prevention guidance rate (r = −0.167, p = 0.26) and mean HbA1c (r = −0.210, p = 0.16) were not statistically significant.</w:t>
+        <w:t xml:space="preserve">Periodontal disease rate showed a positive correlation with diabetic complication management rate (r = 0.310, p = 0.034) and a negative correlation with HbA1c high-value rate (r = −0.314, p = 0.031). Correlations with dialysis prevention guidance rate (r = −0.167, p = 0.26) and mean HbA1c (r = −0.210, p = 0.16) were not statistically significant.</w:t>
       </w:r>
     </w:p>
     <w:bookmarkEnd w:id="37"/>
@@ -1176,7 +1024,7 @@
         <w:pStyle w:val="Heading2"/>
       </w:pPr>
       <w:r>
-        <w:t xml:space="preserve">4.3 Primary Regression Results</w:t>
+        <w:t xml:space="preserve">3.3 Primary Regression Results</w:t>
       </w:r>
     </w:p>
     <w:p>
@@ -1184,7 +1032,7 @@
         <w:pStyle w:val="FirstParagraph"/>
       </w:pPr>
       <w:r>
-        <w:t xml:space="preserve">In the primary OLS model (adjusted for aging rate and population density), periodontal disease rate was significantly positively associated with diabetic complication management rate (β = 0.00184, 95% CI: 0.00011–0.00357, p = 0.038, R² = 0.104) (Table 2). No significant associations were observed for HbA1c high-value rate, mean HbA1c, or dialysis prevention guidance rate (all p &gt; 0.14).</w:t>
+        <w:t xml:space="preserve">In the primary OLS model (adjusted for aging rate and population density), periodontal disease rate was positively and significantly associated with diabetic complication management rate (β = 0.00184, 95% CI: 0.00011–0.00357, p = 0.038, R² = 0.104) (Table 2). No significant associations were observed for HbA1c high-value rate, mean HbA1c, or dialysis prevention guidance rate (all p &gt; 0.14).</w:t>
       </w:r>
     </w:p>
     <w:p>
@@ -1206,7 +1054,7 @@
         <w:pStyle w:val="Heading2"/>
       </w:pPr>
       <w:r>
-        <w:t xml:space="preserve">4.4 Sensitivity Analyses</w:t>
+        <w:t xml:space="preserve">3.4 Sensitivity Analyses</w:t>
       </w:r>
     </w:p>
     <w:p>
@@ -1244,7 +1092,7 @@
         <w:pStyle w:val="Heading2"/>
       </w:pPr>
       <w:r>
-        <w:t xml:space="preserve">4.5 Negative Control Analysis</w:t>
+        <w:t xml:space="preserve">3.5 Negative Control Analysis</w:t>
       </w:r>
     </w:p>
     <w:p>
@@ -1252,7 +1100,7 @@
         <w:pStyle w:val="FirstParagraph"/>
       </w:pPr>
       <w:r>
-        <w:t xml:space="preserve">The negative control exposure (dental caries claim rate) showed no statistically significant association with diabetic complication management rate across all six sensitivity specifications (all p &gt; 0.70; Figure 4). This sharp contrast—periodontal disease claim rate showing a significant association (5/7 specifications) while caries rate showed none (0/6 specifications)—supports the specificity of the periodontal disease finding and argues against a simple socioeconomic confounding explanation for the observed association.</w:t>
+        <w:t xml:space="preserve">The negative control exposure (dental caries claim rate) showed no statistically significant association with diabetic complication management rate across all six sensitivity specifications (all p &gt; 0.70; Figure 4). Periodontal disease claim rate showed a significant association in 5 of 7 specifications, whereas caries rate showed none in 0 of 6. This contrast supports the specificity of the periodontal disease finding and argues against a simple socioeconomic confounding explanation for the observed association.</w:t>
       </w:r>
     </w:p>
     <w:bookmarkEnd w:id="40"/>
@@ -1262,7 +1110,7 @@
         <w:pStyle w:val="Heading2"/>
       </w:pPr>
       <w:r>
-        <w:t xml:space="preserve">4.6 Spatial Analysis</w:t>
+        <w:t xml:space="preserve">3.6 Spatial Analysis</w:t>
       </w:r>
     </w:p>
     <w:p>
@@ -1288,7 +1136,7 @@
         <w:pStyle w:val="Heading2"/>
       </w:pPr>
       <w:r>
-        <w:t xml:space="preserve">4.7 E-value and Population Attributable Fraction</w:t>
+        <w:t xml:space="preserve">3.7 E-value and Population Attributable Fraction</w:t>
       </w:r>
     </w:p>
     <w:p>
@@ -1296,33 +1144,7 @@
         <w:pStyle w:val="FirstParagraph"/>
       </w:pPr>
       <w:r>
-        <w:t xml:space="preserve">To assess robustness to unmeasured confounding, we calculated the E-value for the primary association (baseline OLS: β = 0.00184, 95% CI lower: 0.00011). After standardization using the empirical standard deviations of the exposure (20,161 per 100,000) and outcome (103.9 per 100,000), the approximate risk ratio was RR = 1.43. The E-value for the point estimate was</w:t>
-      </w:r>
-      <w:r>
-        <w:t xml:space="preserve"> </w:t>
-      </w:r>
-      <w:r>
-        <w:rPr>
-          <w:b/>
-          <w:bCs/>
-        </w:rPr>
-        <w:t xml:space="preserve">2.21</w:t>
-      </w:r>
-      <w:r>
-        <w:t xml:space="preserve">, indicating that an unmeasured confounder would need risk ratio associations of at least 2.21 with both the exposure and outcome to fully explain the observed association. The E-value for the lower confidence limit was</w:t>
-      </w:r>
-      <w:r>
-        <w:t xml:space="preserve"> </w:t>
-      </w:r>
-      <w:r>
-        <w:rPr>
-          <w:b/>
-          <w:bCs/>
-        </w:rPr>
-        <w:t xml:space="preserve">1.17</w:t>
-      </w:r>
-      <w:r>
-        <w:t xml:space="preserve">. By comparison, the correlation between periodontal disease claim rate and per-capita income (r = 0.61) corresponds to an approximate RR of ~1.4–1.8—below the E-value threshold—suggesting that income alone is insufficient to fully explain the association.</w:t>
+        <w:t xml:space="preserve">To assess robustness to unmeasured confounding, we calculated the E-value for the primary association (baseline OLS: β = 0.00184, 95% CI lower: 0.00011). After standardization using the empirical standard deviations of the exposure (20,161 per 100,000) and outcome (103.9 per 100,000), the approximate risk ratio was RR = 1.43. The E-value for the point estimate was 2.21, indicating that an unmeasured confounder would need risk ratio associations of at least 2.21 with both the exposure and outcome to fully explain the observed association. The E-value for the lower confidence limit was 1.17. By comparison, the correlation between periodontal disease claim rate and per-capita income (r = 0.61) corresponds to an approximate RR of approximately 1.4–1.8, which fell below the E-value threshold, suggesting that income alone cannot fully explain the association.</w:t>
       </w:r>
     </w:p>
     <w:p>
@@ -1330,36 +1152,7 @@
         <w:pStyle w:val="BodyText"/>
       </w:pPr>
       <w:r>
-        <w:t xml:space="preserve">Using the quartile-based relative risk approach (mean diabetic complication management rates: Q1 = 171.5, Q4 = 238.5 per 100,000; relative risk Q4 versus Q1 = 1.39), the estimated population attributable fraction was</w:t>
-      </w:r>
-      <w:r>
-        <w:t xml:space="preserve"> </w:t>
-      </w:r>
-      <w:r>
-        <w:rPr>
-          <w:b/>
-          <w:bCs/>
-        </w:rPr>
-        <w:t xml:space="preserve">PAF ≈ 8.9%</w:t>
-      </w:r>
-      <w:r>
-        <w:t xml:space="preserve">, corresponding to an estimated excess of approximately</w:t>
-      </w:r>
-      <w:r>
-        <w:t xml:space="preserve"> </w:t>
-      </w:r>
-      <w:r>
-        <w:rPr>
-          <w:b/>
-          <w:bCs/>
-        </w:rPr>
-        <w:t xml:space="preserve">9,700 cases per year</w:t>
-      </w:r>
-      <w:r>
-        <w:t xml:space="preserve"> </w:t>
-      </w:r>
-      <w:r>
-        <w:t xml:space="preserve">of diabetic complication management (B001-20) attributable to high-quartile periodontal disease burden in Japan (40–74 year-old population ≈ 48 million). These estimates are illustrative given the ecological design and should not be interpreted as causal.</w:t>
+        <w:t xml:space="preserve">Using the quartile-based relative risk approach (mean diabetic complication management rates: Q1 = 171.5, Q4 = 238.5 per 100,000; relative risk Q4 versus Q1 = 1.39), the estimated population attributable fraction was PAF ≈ 8.9%, corresponding to an estimated excess of approximately 9,700 cases per year of diabetic complication management (B001-20) attributable to high-quartile periodontal disease burden in Japan (40–74 year-old population ≈ 48 million). These estimates are illustrative given the ecological design and should not be interpreted as causal.</w:t>
       </w:r>
     </w:p>
     <w:bookmarkEnd w:id="42"/>
@@ -1369,7 +1162,7 @@
         <w:pStyle w:val="Heading2"/>
       </w:pPr>
       <w:r>
-        <w:t xml:space="preserve">4.8 Mediation Analysis</w:t>
+        <w:t xml:space="preserve">3.8 Mediation Analysis</w:t>
       </w:r>
     </w:p>
     <w:p>
@@ -1377,7 +1170,7 @@
         <w:pStyle w:val="FirstParagraph"/>
       </w:pPr>
       <w:r>
-        <w:t xml:space="preserve">To formally assess whether per-capita income acts as a confounder or partial mediator on the path from periodontal disease to diabetic complications, we conducted Baron–Kenny mediation analysis supplemented by Bootstrap resampling (n = 1,000). Periodontal disease claim rate was significantly positively associated with income (path a: β = 0.44, p = 0.004), confirming that higher dental claim rates co-occur with higher income regions (reflecting healthcare utilization patterns). Income showed a non-significant positive association with diabetic complication management rate in the outcome model (path b: β = 9.42, p = 0.308). The Baron–Kenny indirect effect was 4.15 (proportion mediated: ~22.6%), and the Bootstrap ACME was 5.11 (95% CI: −4.96 to 24.18, p = 0.356). The Average Direct Effect (ADE: β = 12.34 per 10,000-unit change in scaled exposure, p = 0.162) remained in the same positive direction.</w:t>
+        <w:t xml:space="preserve">To formally assess whether per-capita income acts as a confounder or partial mediator on the path from periodontal disease to diabetic complications, we conducted Baron–Kenny mediation analysis supplemented by Bootstrap resampling (n = 1,000). Periodontal disease claim rate was positively and significantly associated with income (path a: β = 0.44, p = 0.004), confirming that higher dental claim rates co-occur with higher income regions (reflecting healthcare utilization patterns). Income showed a non-significant positive association with diabetic complication management rate in the outcome model (path b: β = 9.42, p = 0.308). The Baron–Kenny indirect effect was 4.15 (proportion mediated: approximately 22.6%), and the bootstrap ACME was 5.11 (95% CI: −4.96 to 24.18, p = 0.356). The Average Direct Effect (ADE: β = 12.34 per 10,000-unit change in scaled exposure, p = 0.162) remained in the same positive direction.</w:t>
       </w:r>
     </w:p>
     <w:p>
@@ -1385,7 +1178,7 @@
         <w:pStyle w:val="BodyText"/>
       </w:pPr>
       <w:r>
-        <w:t xml:space="preserve">These results indicate that the formal mediation test was non-significant, consistent with insufficient statistical power for mediation inference at N = 47. The positive direction of both a and b paths, and a proportion mediated of approximately 20–23%, suggests income may partially mediate rather than purely confound the association, but this cannot be confirmed without larger datasets. The attenuation observed under Specification 7 may therefore reflect partial over-adjustment; the baseline (Specification 1) estimate remains the primary reference.</w:t>
+        <w:t xml:space="preserve">These results indicate that the formal mediation test was non-significant, consistent with insufficient statistical power for mediation inference at N = 47. The positive direction of both a and b paths, and a proportion mediated of approximately 20–23%, suggested income may partially mediate rather than purely confound the association, but this cannot be confirmed without larger datasets. The attenuation observed under Specification 7 may therefore reflect partial over-adjustment; the baseline (Specification 1) estimate remains the primary reference.</w:t>
       </w:r>
     </w:p>
     <w:p>
@@ -1403,7 +1196,7 @@
         <w:pStyle w:val="Heading1"/>
       </w:pPr>
       <w:r>
-        <w:t xml:space="preserve">5. Discussion</w:t>
+        <w:t xml:space="preserve">4. Discussion</w:t>
       </w:r>
     </w:p>
     <w:bookmarkStart w:id="45" w:name="summary-of-findings"/>
@@ -1412,7 +1205,7 @@
         <w:pStyle w:val="Heading2"/>
       </w:pPr>
       <w:r>
-        <w:t xml:space="preserve">5.1 Summary of Findings</w:t>
+        <w:t xml:space="preserve">4.1 Summary of Findings</w:t>
       </w:r>
     </w:p>
     <w:p>
@@ -1420,7 +1213,7 @@
         <w:pStyle w:val="FirstParagraph"/>
       </w:pPr>
       <w:r>
-        <w:t xml:space="preserve">This prefectural-level ecological study found a significant positive association between periodontal disease claim rates and diabetic complication management rates (B001-20) across 47 Japanese prefectures, robust across 5 of 7 primary OLS specifications and maintained in the same positive direction across all 10 specifications. After additional adjustment for smoking rate (Specification 8), the association remained borderline (p = 0.054), suggesting smoking alone does not account for the finding; further adjustment for BMI and full confounder adjustment (Specifications 9–10) attenuated the association to non-significance, consistent with residual confounding by cardiometabolic risk factors. E-value analysis showed that a hypothetical unmeasured confounder would need to exert risk ratio associations ≥2.21 with both exposure and outcome to fully explain the association—exceeding the estimated impact of income (RR ≈ 1.4–1.8). The estimated population attributable fraction was approximately 8.9%, corresponding to ~9,700 excess cases of diabetic complication management per year. Specificity was supported by a negative control analysis (caries rate: 0/6 specifications significant, all p &gt; 0.70). Significant spatial clustering in periodontal disease rates was detected (Moran’s I = 0.359).</w:t>
+        <w:t xml:space="preserve">This prefectural-level ecological study found a significant positive association between periodontal disease claim rates and diabetic complication management rates (B001-20) across 47 Japanese prefectures. The association was robust across 5 of 7 primary OLS specifications and maintained in the same positive direction across all 10 specifications. After additional adjustment for smoking rate (Specification 8), the association remained borderline (p = 0.054), suggesting smoking alone did not account for the finding. Further adjustment for BMI and full confounder adjustment (Specifications 9–10) attenuated the association to non-significance, consistent with residual confounding by cardiometabolic risk factors. E-value analysis showed that a hypothetical unmeasured confounder would need risk ratio associations ≥2.21 with both exposure and outcome to fully explain the association, exceeding the estimated impact of income (RR ≈ 1.4–1.8). The estimated population attributable fraction was approximately 8.9%, corresponding to approximately 9,700 excess cases of diabetic complication management per year. Specificity was supported by a negative control analysis (caries rate: 0/6 specifications significant, all p &gt; 0.70). Significant spatial clustering in periodontal disease rates was detected (Moran’s I = 0.359).</w:t>
       </w:r>
     </w:p>
     <w:p>
@@ -1454,7 +1247,7 @@
         <w:t xml:space="preserve">(26)</w:t>
       </w:r>
       <w:r>
-        <w:t xml:space="preserve">. The null ecological finding for B001-27 in the present study may therefore reflect limitations of prefectural-level aggregation—such as heterogeneity in dialysis prevention program penetration—rather than the absence of a biological link.</w:t>
+        <w:t xml:space="preserve">. The null ecological finding for B001-27 in the present study may therefore reflect limitations of prefectural-level aggregation, such as heterogeneity in dialysis prevention program penetration, rather than the absence of a biological link.</w:t>
       </w:r>
     </w:p>
     <w:bookmarkEnd w:id="45"/>
@@ -1464,7 +1257,7 @@
         <w:pStyle w:val="Heading2"/>
       </w:pPr>
       <w:r>
-        <w:t xml:space="preserve">5.2 Interpretation of the Positive Finding</w:t>
+        <w:t xml:space="preserve">4.2 Interpretation of the Positive Finding</w:t>
       </w:r>
     </w:p>
     <w:p>
@@ -1481,7 +1274,7 @@
         <w:t xml:space="preserve">(4,5,9)</w:t>
       </w:r>
       <w:r>
-        <w:t xml:space="preserve">. The systemic inflammatory mediators driving this link—tumor necrosis factor-alpha, interleukin-6, and interleukin-1β—promote both insulin resistance and vascular dysfunction, which are central to the development of diabetic foot complications</w:t>
+        <w:t xml:space="preserve">. The systemic inflammatory mediators driving this link (TNF-α, IL-6, and IL-1β) promote both insulin resistance and vascular dysfunction, which are central to the development of diabetic foot complications</w:t>
       </w:r>
       <w:r>
         <w:t xml:space="preserve"> </w:t>
@@ -1490,7 +1283,7 @@
         <w:t xml:space="preserve">(8,27)</w:t>
       </w:r>
       <w:r>
-        <w:t xml:space="preserve">. Regions with higher periodontal disease burden may reflect underlying health behaviors—including dietary patterns, smoking, dental care avoidance, and socioeconomic disadvantage—that also predispose populations to worse long-term diabetes outcomes, resulting in greater downstream demand for specialized complication management services. Income-related inequalities in access to dental care in Japan further compound these disparities, as lower-income populations have been shown to have significantly reduced preventive dental care utilization</w:t>
+        <w:t xml:space="preserve">. Regions with higher periodontal disease burden may reflect underlying health behaviors, including dietary patterns, smoking, dental care avoidance, and socioeconomic disadvantage, that also predispose populations to worse long-term diabetes outcomes, resulting in greater downstream demand for specialized complication management services. Income-related inequalities in access to dental care in Japan further compound these disparities, as lower-income populations have been shown to have markedly reduced preventive dental care utilization</w:t>
       </w:r>
       <w:r>
         <w:t xml:space="preserve"> </w:t>
@@ -1507,7 +1300,7 @@
         <w:pStyle w:val="BodyText"/>
       </w:pPr>
       <w:r>
-        <w:t xml:space="preserve">The partial attenuation by income adjustment (Specification 7: p = 0.140) and additional confounders (Specifications 8–10) warrants careful interpretation. From a directed acyclic graph (DAG) perspective, socioeconomic status (SES) is a plausible confounder—acting simultaneously on periodontal disease access (via dental visit frequency and insurance utilization) and diabetic complication burden (via glycemic self-management, medication adherence, and access to endocrinology services)—rather than a mediator on the causal pathway from periodontal inflammation to diabetic complications. Income adjustment therefore likely overcorrects by blocking a confounding pathway rather than a biological one.</w:t>
+        <w:t xml:space="preserve">The partial attenuation by income adjustment (Specification 7: p = 0.140) and additional confounders (Specifications 8–10) warrants careful interpretation. From a directed acyclic graph (DAG) perspective, socioeconomic status (SES) is a plausible confounder rather than a mediator on the causal pathway from periodontal inflammation to diabetic complications. SES acts simultaneously on periodontal disease access, through dental visit frequency and insurance utilization, and on diabetic complication burden, through glycemic self-management, medication adherence, and access to endocrinology services. Income adjustment therefore likely overcorrects by blocking a confounding pathway rather than a biological one.</w:t>
       </w:r>
     </w:p>
     <w:p>
@@ -1515,7 +1308,7 @@
         <w:pStyle w:val="BodyText"/>
       </w:pPr>
       <w:r>
-        <w:t xml:space="preserve">Formal mediation analysis provided nuanced evidence. The path from periodontal disease claim rate to income was significant (a = 0.44, p = 0.004), reflecting that higher dental utilization correlates with higher-income prefectures. The Bootstrap ACME was non-significant (5.11, p = 0.356), consistent with insufficient power at N = 47; however, the estimated proportion mediated (~20–23%) suggests income may partially mediate rather than purely confound. This interpretation implies that Specification 7 represents partial over-adjustment and that the Specification 1 baseline estimate is the most informative primary reference. The E-value of 2.21 further indicates that the residual direct association—if real—would require an unmeasured confounder stronger than income to be fully explained by confounding alone.</w:t>
+        <w:t xml:space="preserve">Formal mediation analysis provided nuanced evidence. The path from periodontal disease claim rate to income was significant (a = 0.44, p = 0.004), reflecting that higher dental utilization correlates with higher-income prefectures. The Bootstrap ACME was non-significant (5.11, p = 0.356), consistent with insufficient power at N = 47; however, the estimated proportion mediated (approximately 20–23%) suggested income may partially mediate rather than purely confound. This interpretation implies that Specification 7 represents partial over-adjustment and that the Specification 1 baseline estimate is the most informative primary reference. The E-value of 2.21 further indicates that the residual direct association (if real) would require an unmeasured confounder stronger than income to be fully explained by confounding alone.</w:t>
       </w:r>
     </w:p>
     <w:p>
@@ -1523,7 +1316,15 @@
         <w:pStyle w:val="BodyText"/>
       </w:pPr>
       <w:r>
-        <w:t xml:space="preserve">These findings are consistent with the negative control result: caries rate—sharing the same SES determinants as periodontal disease—showed no association with B001-20 (0/6), suggesting a more specific periodontal exposure effect beyond general socioeconomic confounding. Taken together, socioeconomic inequalities in access to both dental and diabetes care are co-drivers of regional disparities, and integrated policies—expanding dental insurance coverage and strengthening diabetes prevention in socioeconomically disadvantaged regions—may offer compounded public health benefits. Future individual-level studies with richer SES measurement are warranted.</w:t>
+        <w:t xml:space="preserve">These findings are consistent with the negative control result: caries rate, sharing the same SES determinants as periodontal disease, showed no association with B001-20 (0/6 specifications), suggesting a more specific periodontal exposure effect beyond general socioeconomic confounding. Taken together, socioeconomic inequalities in access to both dental and diabetes care are co-drivers of regional disparities, and integrated policies, specifically expanding dental insurance coverage and strengthening diabetes prevention in socioeconomically disadvantaged regions, may offer compounded public health benefits. Future individual-level studies with richer SES measurement are warranted.</w:t>
+      </w:r>
+    </w:p>
+    <w:p>
+      <w:pPr>
+        <w:pStyle w:val="BodyText"/>
+      </w:pPr>
+      <w:r>
+        <w:t xml:space="preserve">To provide a quantitative bound on the residual confounding threat, we calculated the E-value for the primary association. An E-value of 2.21 indicates that any unmeasured confounder would need risk ratio associations of at least 2.21-fold with both exposure and outcome to fully explain the observed association. Plausible unmeasured confounders include dietary quality, physical activity, and individual oral hygiene habits. By comparison, per-capita income, the strongest measured confounder, showed a correlation with the exposure corresponding to an approximate RR of 1.4–1.8, which fell below the E-value threshold. The negative control analysis (caries rate: 0/6 specifications significant) further supports that the observed association is not simply an artifact of shared socioeconomic determinants. Taken together, the E-value provides meaningful quantitative reassurance that the association cannot be fully explained by residual confounding alone, though unmeasured confounding inherent to an ecological design cannot be entirely excluded.</w:t>
       </w:r>
     </w:p>
     <w:bookmarkEnd w:id="46"/>
@@ -1533,7 +1334,7 @@
         <w:pStyle w:val="Heading2"/>
       </w:pPr>
       <w:r>
-        <w:t xml:space="preserve">5.3 Interpretation of the Null HbA1c Findings</w:t>
+        <w:t xml:space="preserve">4.3 Interpretation of the Null HbA1c Findings</w:t>
       </w:r>
     </w:p>
     <w:p>
@@ -1541,7 +1342,7 @@
         <w:pStyle w:val="FirstParagraph"/>
       </w:pPr>
       <w:r>
-        <w:t xml:space="preserve">The absence of significant associations with HbA1c-based outcomes warrants explicit discussion. Three non-mutually exclusive explanations are proposed.</w:t>
+        <w:t xml:space="preserve">The absence of significant associations with HbA1c-based outcomes warrants explicit discussion. We propose three non-mutually exclusive explanations.</w:t>
       </w:r>
     </w:p>
     <w:p>
@@ -1549,20 +1350,7 @@
         <w:pStyle w:val="BodyText"/>
       </w:pPr>
       <w:r>
-        <w:t xml:space="preserve">First,</w:t>
-      </w:r>
-      <w:r>
-        <w:t xml:space="preserve"> </w:t>
-      </w:r>
-      <w:r>
-        <w:rPr>
-          <w:b/>
-          <w:bCs/>
-        </w:rPr>
-        <w:t xml:space="preserve">selection bias in specific health checkup data</w:t>
-      </w:r>
-      <w:r>
-        <w:t xml:space="preserve">: HbA1c measurements in NDB open data derive from voluntary specific health checkup participants, who tend to be health-conscious individuals with lower-than-average glycemic burden</w:t>
+        <w:t xml:space="preserve">First, selection bias in specific health checkup data: HbA1c measurements in NDB open data derive from voluntary specific health checkup participants, who tend to be health-conscious individuals with lower-than-average glycemic burden</w:t>
       </w:r>
       <w:r>
         <w:t xml:space="preserve"> </w:t>
@@ -1588,20 +1376,7 @@
         <w:pStyle w:val="BodyText"/>
       </w:pPr>
       <w:r>
-        <w:t xml:space="preserve">Second,</w:t>
-      </w:r>
-      <w:r>
-        <w:t xml:space="preserve"> </w:t>
-      </w:r>
-      <w:r>
-        <w:rPr>
-          <w:b/>
-          <w:bCs/>
-        </w:rPr>
-        <w:t xml:space="preserve">temporal integration mismatch</w:t>
-      </w:r>
-      <w:r>
-        <w:t xml:space="preserve">: HbA1c measured at a single checkup reflects short-term glycemic control (2–3 months), whereas B001-20 (diabetic foot complications) represents the cumulative endpoint of years of inadequate glucose control. Ecological correlates of accumulated complications may be detectable while correlates of current glycemia are not—particularly in a cross-sectional, single-year dataset.</w:t>
+        <w:t xml:space="preserve">Second, temporal integration mismatch: HbA1c measured at a single checkup reflects short-term glycemic control (2–3 months), whereas B001-20 (diabetic foot complications) represents the cumulative endpoint of years of inadequate glucose control. Ecological correlates of accumulated complications may be detectable while correlates of current glycemia are not, particularly in a cross-sectional, single-year dataset.</w:t>
       </w:r>
     </w:p>
     <w:p>
@@ -1609,20 +1384,7 @@
         <w:pStyle w:val="BodyText"/>
       </w:pPr>
       <w:r>
-        <w:t xml:space="preserve">Third,</w:t>
-      </w:r>
-      <w:r>
-        <w:t xml:space="preserve"> </w:t>
-      </w:r>
-      <w:r>
-        <w:rPr>
-          <w:b/>
-          <w:bCs/>
-        </w:rPr>
-        <w:t xml:space="preserve">proxy quality</w:t>
-      </w:r>
-      <w:r>
-        <w:t xml:space="preserve">: Periodontal disease claim counts reflect dental care utilization, not actual clinical periodontitis prevalence. Regions with poor dental access may have</w:t>
+        <w:t xml:space="preserve">Third, proxy quality: Periodontal disease claim counts reflect dental care utilization, not actual clinical periodontitis prevalence. Regions with poor dental access may have</w:t>
       </w:r>
       <w:r>
         <w:t xml:space="preserve"> </w:t>
@@ -1664,7 +1426,7 @@
         <w:pStyle w:val="Heading2"/>
       </w:pPr>
       <w:r>
-        <w:t xml:space="preserve">5.4 Interpretation of the Spatial Pattern</w:t>
+        <w:t xml:space="preserve">4.4 Interpretation of the Spatial Pattern</w:t>
       </w:r>
     </w:p>
     <w:p>
@@ -1672,7 +1434,7 @@
         <w:pStyle w:val="FirstParagraph"/>
       </w:pPr>
       <w:r>
-        <w:t xml:space="preserve">The significant positive spatial autocorrelation in periodontal disease rates (Moran’s I = 0.359) indicates geographic clustering, with high-burden prefectures in the Tohoku and Kyushu regions and lower rates in the metropolitan areas. This clustering likely reflects regional differences in dental care infrastructure, dentist-to-population ratios, dental insurance utilization patterns, and socioeconomic environments</w:t>
+        <w:t xml:space="preserve">The significant positive spatial autocorrelation in periodontal disease rates (Moran’s I = 0.359) indicated geographic clustering, with high-burden prefectures in the Tohoku and Kyushu regions and lower rates in the metropolitan areas. This clustering likely reflects regional differences in dental care infrastructure, dentist-to-population ratios, dental insurance utilization patterns, and socioeconomic environments</w:t>
       </w:r>
       <w:r>
         <w:t xml:space="preserve"> </w:t>
@@ -1691,7 +1453,7 @@
         <w:pStyle w:val="Heading2"/>
       </w:pPr>
       <w:r>
-        <w:t xml:space="preserve">5.5 Strengths and Limitations</w:t>
+        <w:t xml:space="preserve">4.5 Strengths and Limitations</w:t>
       </w:r>
     </w:p>
     <w:p>
@@ -1699,14 +1461,7 @@
         <w:pStyle w:val="FirstParagraph"/>
       </w:pPr>
       <w:r>
-        <w:rPr>
-          <w:b/>
-          <w:bCs/>
-        </w:rPr>
-        <w:t xml:space="preserve">Strengths</w:t>
-      </w:r>
-      <w:r>
-        <w:t xml:space="preserve">: The NDB provides near-complete coverage of health insurance claims in Japan</w:t>
+        <w:t xml:space="preserve">Strengths: The NDB provides near-complete coverage of health insurance claims in Japan</w:t>
       </w:r>
       <w:r>
         <w:t xml:space="preserve"> </w:t>
@@ -1732,14 +1487,7 @@
         <w:pStyle w:val="BodyText"/>
       </w:pPr>
       <w:r>
-        <w:rPr>
-          <w:b/>
-          <w:bCs/>
-        </w:rPr>
-        <w:t xml:space="preserve">Limitations</w:t>
-      </w:r>
-      <w:r>
-        <w:t xml:space="preserve">: As an ecological study, individual-level causal inference is not possible, and ecological bias (fallacy) is an inherent concern</w:t>
+        <w:t xml:space="preserve">Limitations: As an ecological study, individual-level causal inference is not possible, and ecological bias (fallacy) is an inherent concern</w:t>
       </w:r>
       <w:r>
         <w:t xml:space="preserve"> </w:t>
@@ -1824,7 +1572,7 @@
         <w:pStyle w:val="Heading2"/>
       </w:pPr>
       <w:r>
-        <w:t xml:space="preserve">5.6 Policy Implications</w:t>
+        <w:t xml:space="preserve">4.6 Policy Implications</w:t>
       </w:r>
     </w:p>
     <w:p>
@@ -1841,7 +1589,7 @@
         <w:t xml:space="preserve">(28)</w:t>
       </w:r>
       <w:r>
-        <w:t xml:space="preserve">, with lower-income populations having significantly fewer preventive dental visits. Population-level interventions that reduce financial and geographic barriers to care—such as school-based fluoride mouth-rinse programs, which have been shown to decrease dental caries inequalities across Japanese prefectures</w:t>
+        <w:t xml:space="preserve">, with lower-income populations having markedly fewer preventive dental visits. Population-level interventions that reduce financial and geographic barriers to care (such as school-based fluoride mouth-rinse programs, which have been shown to decrease dental caries inequalities across Japanese prefectures</w:t>
       </w:r>
       <w:r>
         <w:t xml:space="preserve"> </w:t>
@@ -1850,7 +1598,7 @@
         <w:t xml:space="preserve">(32)</w:t>
       </w:r>
       <w:r>
-        <w:t xml:space="preserve">—provide a model for oral health promotion that does not depend on individual behavior change. If the observed ecological association reflects even a partial causal pathway, geographically targeted expansion of dental care access in high-periodontal-burden prefectures—particularly the Tohoku and Kyushu High-High clusters identified in LISA analysis—may offer co-benefits for downstream diabetic complication prevention.</w:t>
+        <w:t xml:space="preserve">) provide a model for oral health promotion that does not depend on individual behavior change. If the observed ecological association reflects even a partial causal pathway, geographically targeted expansion of dental care access in high-periodontal-burden prefectures, particularly the Tohoku and Kyushu High-High clusters identified in LISA analysis, may offer co-benefits for downstream diabetic complication prevention.</w:t>
       </w:r>
     </w:p>
     <w:bookmarkEnd w:id="50"/>
@@ -1860,7 +1608,7 @@
         <w:pStyle w:val="Heading2"/>
       </w:pPr>
       <w:r>
-        <w:t xml:space="preserve">5.7 Conclusions</w:t>
+        <w:t xml:space="preserve">4.7 Conclusions</w:t>
       </w:r>
     </w:p>
     <w:p>
@@ -1868,16 +1616,7 @@
         <w:pStyle w:val="FirstParagraph"/>
       </w:pPr>
       <w:r>
-        <w:t xml:space="preserve">In this prefectural-level ecological study using Japan’s NDB open data, higher periodontal disease claim rates were significantly associated with higher diabetic complication management rates across 47 prefectures, with specificity supported by a negative control analysis using caries claims rates. These hypothesis-generating findings are ecologically consistent with the known bidirectional relationship between periodontal disease and diabetes</w:t>
-      </w:r>
-      <w:r>
-        <w:t xml:space="preserve"> </w:t>
-      </w:r>
-      <w:r>
-        <w:t xml:space="preserve">(4,5)</w:t>
-      </w:r>
-      <w:r>
-        <w:t xml:space="preserve">, though the null findings for HbA1c-based outcomes require cautious interpretation in light of health checkup participation bias</w:t>
+        <w:t xml:space="preserve">In this prefectural-level ecological study, regional periodontal disease burden was positively and specifically associated with diabetic complication management rates across 47 Japanese prefectures. The association was robust across five of seven sensitivity specifications and was absent for the negative control exposure (dental caries rate: 0 of 6 specifications significant), supporting a specific signal rather than socioeconomic confounding. Null findings for HbA1c-based outcomes were consistent with health checkup participation bias</w:t>
       </w:r>
       <w:r>
         <w:t xml:space="preserve"> </w:t>
@@ -1889,16 +1628,7 @@
         <w:t xml:space="preserve"> </w:t>
       </w:r>
       <w:r>
-        <w:t xml:space="preserve">and access-related measurement issues</w:t>
-      </w:r>
-      <w:r>
-        <w:t xml:space="preserve"> </w:t>
-      </w:r>
-      <w:r>
-        <w:t xml:space="preserve">(3,31)</w:t>
-      </w:r>
-      <w:r>
-        <w:t xml:space="preserve">. Individual-level evidence that periodontal care reduces dialysis initiation risk among patients with type 2 diabetes</w:t>
+        <w:t xml:space="preserve">and temporal mismatch rather than the absence of a biological relationship. Individual-level cohort evidence that periodontal care reduced dialysis initiation risk in patients with type 2 diabetes</w:t>
       </w:r>
       <w:r>
         <w:t xml:space="preserve"> </w:t>
@@ -1910,7 +1640,7 @@
         <w:t xml:space="preserve"> </w:t>
       </w:r>
       <w:r>
-        <w:t xml:space="preserve">further supports the biological plausibility of the observed ecological association. Individual-level prospective studies are warranted to examine whether periodontal disease management reduces diabetic complication risk in the Japanese population.</w:t>
+        <w:t xml:space="preserve">corroborated the biological plausibility of the present ecological finding. These results suggest that regional oral inflammatory burden contributes to downstream diabetic complication demand at the population level. Geographically targeted policies that expand dental care access in high-burden prefectures may offer concurrent benefits for diabetic complication prevention, and individual-level prospective studies are warranted to confirm this relationship.</w:t>
       </w:r>
     </w:p>
     <w:p>
@@ -1928,7 +1658,7 @@
         <w:pStyle w:val="Heading1"/>
       </w:pPr>
       <w:r>
-        <w:t xml:space="preserve">6. Acknowledgments</w:t>
+        <w:t xml:space="preserve">Acknowledgments</w:t>
       </w:r>
     </w:p>
     <w:p>
@@ -1946,7 +1676,7 @@
         <w:pStyle w:val="Heading1"/>
       </w:pPr>
       <w:r>
-        <w:t xml:space="preserve">7. Conflicts of Interest</w:t>
+        <w:t xml:space="preserve">Conflicts of Interest</w:t>
       </w:r>
     </w:p>
     <w:p>
@@ -1964,7 +1694,7 @@
         <w:pStyle w:val="Heading1"/>
       </w:pPr>
       <w:r>
-        <w:t xml:space="preserve">8. Data Availability</w:t>
+        <w:t xml:space="preserve">Data Availability</w:t>
       </w:r>
     </w:p>
     <w:p>
@@ -1973,6 +1703,24 @@
       </w:pPr>
       <w:r>
         <w:t xml:space="preserve">All data are publicly available from the NDB Open Data website (https://www.mhlw.go.jp/stf/seisakunitsuite/bunya/0000177182.html). Analysis code is available upon request.</w:t>
+      </w:r>
+    </w:p>
+    <w:bookmarkEnd w:id="55"/>
+    <w:bookmarkStart w:id="56" w:name="X1f74eb43af444059c7518034463b6c89b1cacf4"/>
+    <w:p>
+      <w:pPr>
+        <w:pStyle w:val="Heading1"/>
+      </w:pPr>
+      <w:r>
+        <w:t xml:space="preserve">Declaration of Generative AI and AI-Assisted Technologies in the Manuscript Preparation Process</w:t>
+      </w:r>
+    </w:p>
+    <w:p>
+      <w:pPr>
+        <w:pStyle w:val="FirstParagraph"/>
+      </w:pPr>
+      <w:r>
+        <w:t xml:space="preserve">During the preparation and writing of this work, the authors used AI-assisted tools to support manuscript drafting and statistical analysis scripting. Cursor 2.0 (Anysphere) and Google Antigravity (Google) were used for AI-assisted writing and Python code development. Large language models used through these platforms included Claude Sonnet 4.6 and Claude Opus 4.6 (Anthropic) and Gemini 3 Pro (Google). These tools were used only for text drafting and code generation; no generative AI or AI-assisted tools were used to create, alter, or otherwise process any figures, images, or artwork in this manuscript. The authors reviewed and edited all AI-assisted outputs and were responsible for the study design, selection of statistical methods, interpretation of findings, conclusions, and final reference list. The authors take full responsibility for the integrity and accuracy of the final content. AI was not listed as an author.</w:t>
       </w:r>
     </w:p>
     <w:p>
@@ -1982,18 +1730,18 @@
         </w:pict>
       </w:r>
     </w:p>
-    <w:bookmarkEnd w:id="55"/>
-    <w:bookmarkStart w:id="120" w:name="references"/>
+    <w:bookmarkEnd w:id="56"/>
+    <w:bookmarkStart w:id="122" w:name="references"/>
     <w:p>
       <w:pPr>
         <w:pStyle w:val="Heading1"/>
       </w:pPr>
       <w:r>
-        <w:t xml:space="preserve">9. References</w:t>
-      </w:r>
-    </w:p>
-    <w:bookmarkStart w:id="119" w:name="refs"/>
-    <w:bookmarkStart w:id="57" w:name="ref-kassebaumGlobalBurdenSevere2014"/>
+        <w:t xml:space="preserve">References</w:t>
+      </w:r>
+    </w:p>
+    <w:bookmarkStart w:id="121" w:name="refs"/>
+    <w:bookmarkStart w:id="58" w:name="ref-kassebaumGlobalBurdenSevere2014"/>
     <w:p>
       <w:pPr>
         <w:pStyle w:val="Bibliography"/>
@@ -2013,7 +1761,7 @@
       <w:r>
         <w:t xml:space="preserve"> </w:t>
       </w:r>
-      <w:hyperlink r:id="rId56">
+      <w:hyperlink r:id="rId57">
         <w:r>
           <w:rPr>
             <w:rStyle w:val="Hyperlink"/>
@@ -2052,8 +1800,8 @@
         <w:t xml:space="preserve"> </w:t>
       </w:r>
     </w:p>
-    <w:bookmarkEnd w:id="57"/>
-    <w:bookmarkStart w:id="59" w:name="Xee264323f256eb54e33e5cf3c27e37578002f6a"/>
+    <w:bookmarkEnd w:id="58"/>
+    <w:bookmarkStart w:id="60" w:name="Xee264323f256eb54e33e5cf3c27e37578002f6a"/>
     <w:p>
       <w:pPr>
         <w:pStyle w:val="Bibliography"/>
@@ -2073,7 +1821,7 @@
       <w:r>
         <w:t xml:space="preserve"> </w:t>
       </w:r>
-      <w:hyperlink r:id="rId58">
+      <w:hyperlink r:id="rId59">
         <w:r>
           <w:rPr>
             <w:rStyle w:val="Hyperlink"/>
@@ -2148,8 +1896,8 @@
         <w:t xml:space="preserve"> </w:t>
       </w:r>
     </w:p>
-    <w:bookmarkEnd w:id="59"/>
-    <w:bookmarkStart w:id="61" w:name="X08b9374d582d80c769bba639a3bc6940b238400"/>
+    <w:bookmarkEnd w:id="60"/>
+    <w:bookmarkStart w:id="62" w:name="ref-tairaRegionalInequalityDental2021"/>
     <w:p>
       <w:pPr>
         <w:pStyle w:val="Bibliography"/>
@@ -2169,7 +1917,7 @@
       <w:r>
         <w:t xml:space="preserve"> </w:t>
       </w:r>
-      <w:hyperlink r:id="rId60">
+      <w:hyperlink r:id="rId61">
         <w:r>
           <w:rPr>
             <w:rStyle w:val="Hyperlink"/>
@@ -2262,8 +2010,8 @@
         <w:t xml:space="preserve"> </w:t>
       </w:r>
     </w:p>
-    <w:bookmarkEnd w:id="61"/>
-    <w:bookmarkStart w:id="63" w:name="Xd75012d36a6af8a4ed81829374fe6521bd630cc"/>
+    <w:bookmarkEnd w:id="62"/>
+    <w:bookmarkStart w:id="64" w:name="Xd75012d36a6af8a4ed81829374fe6521bd630cc"/>
     <w:p>
       <w:pPr>
         <w:pStyle w:val="Bibliography"/>
@@ -2283,7 +2031,7 @@
       <w:r>
         <w:t xml:space="preserve"> </w:t>
       </w:r>
-      <w:hyperlink r:id="rId62">
+      <w:hyperlink r:id="rId63">
         <w:r>
           <w:rPr>
             <w:rStyle w:val="Hyperlink"/>
@@ -2394,8 +2142,8 @@
         <w:t xml:space="preserve"> </w:t>
       </w:r>
     </w:p>
-    <w:bookmarkEnd w:id="63"/>
-    <w:bookmarkStart w:id="65" w:name="ref-sanzScientificEvidenceLinks2018"/>
+    <w:bookmarkEnd w:id="64"/>
+    <w:bookmarkStart w:id="66" w:name="ref-sanzScientificEvidenceLinks2018"/>
     <w:p>
       <w:pPr>
         <w:pStyle w:val="Bibliography"/>
@@ -2415,7 +2163,7 @@
       <w:r>
         <w:t xml:space="preserve"> </w:t>
       </w:r>
-      <w:hyperlink r:id="rId64">
+      <w:hyperlink r:id="rId65">
         <w:r>
           <w:rPr>
             <w:rStyle w:val="Hyperlink"/>
@@ -2562,8 +2310,8 @@
         <w:t xml:space="preserve"> </w:t>
       </w:r>
     </w:p>
-    <w:bookmarkEnd w:id="65"/>
-    <w:bookmarkStart w:id="67" w:name="X3a523939df437c081b4d0c0a4c5a79a66ab607c"/>
+    <w:bookmarkEnd w:id="66"/>
+    <w:bookmarkStart w:id="68" w:name="X3a523939df437c081b4d0c0a4c5a79a66ab607c"/>
     <w:p>
       <w:pPr>
         <w:pStyle w:val="Bibliography"/>
@@ -2583,7 +2331,7 @@
       <w:r>
         <w:t xml:space="preserve"> </w:t>
       </w:r>
-      <w:hyperlink r:id="rId66">
+      <w:hyperlink r:id="rId67">
         <w:r>
           <w:rPr>
             <w:rStyle w:val="Hyperlink"/>
@@ -2598,8 +2346,8 @@
         <w:t xml:space="preserve"> </w:t>
       </w:r>
     </w:p>
-    <w:bookmarkEnd w:id="67"/>
-    <w:bookmarkStart w:id="69" w:name="X8cd7c32e33412b070cc040d6c0b220199203751"/>
+    <w:bookmarkEnd w:id="68"/>
+    <w:bookmarkStart w:id="70" w:name="X8cd7c32e33412b070cc040d6c0b220199203751"/>
     <w:p>
       <w:pPr>
         <w:pStyle w:val="Bibliography"/>
@@ -2619,7 +2367,7 @@
       <w:r>
         <w:t xml:space="preserve"> </w:t>
       </w:r>
-      <w:hyperlink r:id="rId68">
+      <w:hyperlink r:id="rId69">
         <w:r>
           <w:rPr>
             <w:rStyle w:val="Hyperlink"/>
@@ -2634,8 +2382,8 @@
         <w:t xml:space="preserve"> </w:t>
       </w:r>
     </w:p>
-    <w:bookmarkEnd w:id="69"/>
-    <w:bookmarkStart w:id="71" w:name="ref-wuPeriodontitisSystemicDiseases2026"/>
+    <w:bookmarkEnd w:id="70"/>
+    <w:bookmarkStart w:id="72" w:name="ref-wuPeriodontitisSystemicDiseases2026"/>
     <w:p>
       <w:pPr>
         <w:pStyle w:val="Bibliography"/>
@@ -2655,7 +2403,7 @@
       <w:r>
         <w:t xml:space="preserve"> </w:t>
       </w:r>
-      <w:hyperlink r:id="rId70">
+      <w:hyperlink r:id="rId71">
         <w:r>
           <w:rPr>
             <w:rStyle w:val="Hyperlink"/>
@@ -2694,8 +2442,8 @@
         <w:t xml:space="preserve"> </w:t>
       </w:r>
     </w:p>
-    <w:bookmarkEnd w:id="71"/>
-    <w:bookmarkStart w:id="73" w:name="ref-duRoleHbA1cBidirectional2025"/>
+    <w:bookmarkEnd w:id="72"/>
+    <w:bookmarkStart w:id="74" w:name="ref-duRoleHbA1cBidirectional2025"/>
     <w:p>
       <w:pPr>
         <w:pStyle w:val="Bibliography"/>
@@ -2715,7 +2463,7 @@
       <w:r>
         <w:t xml:space="preserve"> </w:t>
       </w:r>
-      <w:hyperlink r:id="rId72">
+      <w:hyperlink r:id="rId73">
         <w:r>
           <w:rPr>
             <w:rStyle w:val="Hyperlink"/>
@@ -2778,8 +2526,8 @@
         <w:t xml:space="preserve"> </w:t>
       </w:r>
     </w:p>
-    <w:bookmarkEnd w:id="73"/>
-    <w:bookmarkStart w:id="75" w:name="ref-teeuwEffectPeriodontalTreatment2010"/>
+    <w:bookmarkEnd w:id="74"/>
+    <w:bookmarkStart w:id="76" w:name="ref-teeuwEffectPeriodontalTreatment2010"/>
     <w:p>
       <w:pPr>
         <w:pStyle w:val="Bibliography"/>
@@ -2799,7 +2547,7 @@
       <w:r>
         <w:t xml:space="preserve"> </w:t>
       </w:r>
-      <w:hyperlink r:id="rId74">
+      <w:hyperlink r:id="rId75">
         <w:r>
           <w:rPr>
             <w:rStyle w:val="Hyperlink"/>
@@ -2838,8 +2586,8 @@
         <w:t xml:space="preserve"> </w:t>
       </w:r>
     </w:p>
-    <w:bookmarkEnd w:id="75"/>
-    <w:bookmarkStart w:id="77" w:name="X91167a0e90d16e15159ecd58908f9f077ed1e29"/>
+    <w:bookmarkEnd w:id="76"/>
+    <w:bookmarkStart w:id="78" w:name="X91167a0e90d16e15159ecd58908f9f077ed1e29"/>
     <w:p>
       <w:pPr>
         <w:pStyle w:val="Bibliography"/>
@@ -2859,7 +2607,7 @@
       <w:r>
         <w:t xml:space="preserve"> </w:t>
       </w:r>
-      <w:hyperlink r:id="rId76">
+      <w:hyperlink r:id="rId77">
         <w:r>
           <w:rPr>
             <w:rStyle w:val="Hyperlink"/>
@@ -2874,8 +2622,8 @@
         <w:t xml:space="preserve"> </w:t>
       </w:r>
     </w:p>
-    <w:bookmarkEnd w:id="77"/>
-    <w:bookmarkStart w:id="79" w:name="ref-umezakiRolePeriodontalTreatment2025"/>
+    <w:bookmarkEnd w:id="78"/>
+    <w:bookmarkStart w:id="80" w:name="ref-umezakiRolePeriodontalTreatment2025"/>
     <w:p>
       <w:pPr>
         <w:pStyle w:val="Bibliography"/>
@@ -2895,7 +2643,7 @@
       <w:r>
         <w:t xml:space="preserve"> </w:t>
       </w:r>
-      <w:hyperlink r:id="rId78">
+      <w:hyperlink r:id="rId79">
         <w:r>
           <w:rPr>
             <w:rStyle w:val="Hyperlink"/>
@@ -2946,8 +2694,8 @@
         <w:t xml:space="preserve"> </w:t>
       </w:r>
     </w:p>
-    <w:bookmarkEnd w:id="79"/>
-    <w:bookmarkStart w:id="81" w:name="X9634a2cfde9c377374ce9c2b1e15d561fc77d28"/>
+    <w:bookmarkEnd w:id="80"/>
+    <w:bookmarkStart w:id="82" w:name="X9634a2cfde9c377374ce9c2b1e15d561fc77d28"/>
     <w:p>
       <w:pPr>
         <w:pStyle w:val="Bibliography"/>
@@ -2967,7 +2715,7 @@
       <w:r>
         <w:t xml:space="preserve"> </w:t>
       </w:r>
-      <w:hyperlink r:id="rId80">
+      <w:hyperlink r:id="rId81">
         <w:r>
           <w:rPr>
             <w:rStyle w:val="Hyperlink"/>
@@ -3030,8 +2778,8 @@
         <w:t xml:space="preserve"> </w:t>
       </w:r>
     </w:p>
-    <w:bookmarkEnd w:id="81"/>
-    <w:bookmarkStart w:id="83" w:name="ref-belloStatusCareEnd2019"/>
+    <w:bookmarkEnd w:id="82"/>
+    <w:bookmarkStart w:id="84" w:name="ref-belloStatusCareEnd2019"/>
     <w:p>
       <w:pPr>
         <w:pStyle w:val="Bibliography"/>
@@ -3051,7 +2799,7 @@
       <w:r>
         <w:t xml:space="preserve"> </w:t>
       </w:r>
-      <w:hyperlink r:id="rId82">
+      <w:hyperlink r:id="rId83">
         <w:r>
           <w:rPr>
             <w:rStyle w:val="Hyperlink"/>
@@ -3066,8 +2814,8 @@
         <w:t xml:space="preserve"> </w:t>
       </w:r>
     </w:p>
-    <w:bookmarkEnd w:id="83"/>
-    <w:bookmarkStart w:id="85" w:name="ref-thurlowGlobalEpidemiologyEnd2021"/>
+    <w:bookmarkEnd w:id="84"/>
+    <w:bookmarkStart w:id="86" w:name="ref-thurlowGlobalEpidemiologyEnd2021"/>
     <w:p>
       <w:pPr>
         <w:pStyle w:val="Bibliography"/>
@@ -3087,7 +2835,7 @@
       <w:r>
         <w:t xml:space="preserve"> </w:t>
       </w:r>
-      <w:hyperlink r:id="rId84">
+      <w:hyperlink r:id="rId85">
         <w:r>
           <w:rPr>
             <w:rStyle w:val="Hyperlink"/>
@@ -3102,8 +2850,8 @@
         <w:t xml:space="preserve"> </w:t>
       </w:r>
     </w:p>
-    <w:bookmarkEnd w:id="85"/>
-    <w:bookmarkStart w:id="87" w:name="ref-hanafusaAnnualDialysisDataReport2025"/>
+    <w:bookmarkEnd w:id="86"/>
+    <w:bookmarkStart w:id="88" w:name="ref-hanafusaAnnualDialysisDataReport2025"/>
     <w:p>
       <w:pPr>
         <w:pStyle w:val="Bibliography"/>
@@ -3123,7 +2871,7 @@
       <w:r>
         <w:t xml:space="preserve"> </w:t>
       </w:r>
-      <w:hyperlink r:id="rId86">
+      <w:hyperlink r:id="rId87">
         <w:r>
           <w:rPr>
             <w:rStyle w:val="Hyperlink"/>
@@ -3210,8 +2958,8 @@
         <w:t xml:space="preserve"> </w:t>
       </w:r>
     </w:p>
-    <w:bookmarkEnd w:id="87"/>
-    <w:bookmarkStart w:id="88" w:name="ref-mhlwNDBOpenData2024"/>
+    <w:bookmarkEnd w:id="88"/>
+    <w:bookmarkStart w:id="90" w:name="ref-mhlwNDBOpenData2024"/>
     <w:p>
       <w:pPr>
         <w:pStyle w:val="Bibliography"/>
@@ -3280,14 +3028,22 @@
         <w:t xml:space="preserve">Japan</w:t>
       </w:r>
       <w:r>
-        <w:t xml:space="preserve">). Ministry of Health, Labour and Welfare, Japan. 2024;</w:t>
-      </w:r>
-      <w:r>
-        <w:t xml:space="preserve"> </w:t>
-      </w:r>
-    </w:p>
-    <w:bookmarkEnd w:id="88"/>
-    <w:bookmarkStart w:id="90" w:name="ref-ogataRegionalVariationDialysis2022"/>
+        <w:t xml:space="preserve">) [Internet]. Ministry of Health, Labour and Welfare, Japan; 2024 [cited 2026 Jun 4]. Available from:</w:t>
+      </w:r>
+      <w:r>
+        <w:t xml:space="preserve"> </w:t>
+      </w:r>
+      <w:hyperlink r:id="rId89">
+        <w:r>
+          <w:rPr>
+            <w:rStyle w:val="Hyperlink"/>
+          </w:rPr>
+          <w:t xml:space="preserve">https://www.mhlw.go.jp/stf/seisakunitsuite/bunya/0000177182.html</w:t>
+        </w:r>
+      </w:hyperlink>
+    </w:p>
+    <w:bookmarkEnd w:id="90"/>
+    <w:bookmarkStart w:id="92" w:name="X2e93ca63a7aa61638a6ed00892f2d499450377f"/>
     <w:p>
       <w:pPr>
         <w:pStyle w:val="Bibliography"/>
@@ -3307,7 +3063,7 @@
       <w:r>
         <w:t xml:space="preserve"> </w:t>
       </w:r>
-      <w:hyperlink r:id="rId89">
+      <w:hyperlink r:id="rId91">
         <w:r>
           <w:rPr>
             <w:rStyle w:val="Hyperlink"/>
@@ -3358,8 +3114,8 @@
         <w:t xml:space="preserve"> </w:t>
       </w:r>
     </w:p>
-    <w:bookmarkEnd w:id="90"/>
-    <w:bookmarkStart w:id="92" w:name="ref-lipsitchNegativeControlsTool2010"/>
+    <w:bookmarkEnd w:id="92"/>
+    <w:bookmarkStart w:id="94" w:name="ref-lipsitchNegativeControlsTool2010"/>
     <w:p>
       <w:pPr>
         <w:pStyle w:val="Bibliography"/>
@@ -3379,7 +3135,7 @@
       <w:r>
         <w:t xml:space="preserve"> </w:t>
       </w:r>
-      <w:hyperlink r:id="rId91">
+      <w:hyperlink r:id="rId93">
         <w:r>
           <w:rPr>
             <w:rStyle w:val="Hyperlink"/>
@@ -3418,8 +3174,8 @@
         <w:t xml:space="preserve"> </w:t>
       </w:r>
     </w:p>
-    <w:bookmarkEnd w:id="92"/>
-    <w:bookmarkStart w:id="94" w:name="Xda42e65fa55ff7e9c1a6534b047795c29b79ca3"/>
+    <w:bookmarkEnd w:id="94"/>
+    <w:bookmarkStart w:id="96" w:name="Xda42e65fa55ff7e9c1a6534b047795c29b79ca3"/>
     <w:p>
       <w:pPr>
         <w:pStyle w:val="Bibliography"/>
@@ -3439,7 +3195,7 @@
       <w:r>
         <w:t xml:space="preserve"> </w:t>
       </w:r>
-      <w:hyperlink r:id="rId93">
+      <w:hyperlink r:id="rId95">
         <w:r>
           <w:rPr>
             <w:rStyle w:val="Hyperlink"/>
@@ -3454,8 +3210,8 @@
         <w:t xml:space="preserve"> </w:t>
       </w:r>
     </w:p>
-    <w:bookmarkEnd w:id="94"/>
-    <w:bookmarkStart w:id="96" w:name="X7558e1ab4b1160bfa6b56242ab6792536a0b940"/>
+    <w:bookmarkEnd w:id="96"/>
+    <w:bookmarkStart w:id="98" w:name="X7558e1ab4b1160bfa6b56242ab6792536a0b940"/>
     <w:p>
       <w:pPr>
         <w:pStyle w:val="Bibliography"/>
@@ -3475,7 +3231,7 @@
       <w:r>
         <w:t xml:space="preserve"> </w:t>
       </w:r>
-      <w:hyperlink r:id="rId95">
+      <w:hyperlink r:id="rId97">
         <w:r>
           <w:rPr>
             <w:rStyle w:val="Hyperlink"/>
@@ -3526,8 +3282,8 @@
         <w:t xml:space="preserve"> </w:t>
       </w:r>
     </w:p>
-    <w:bookmarkEnd w:id="96"/>
-    <w:bookmarkStart w:id="98" w:name="ref-imaiGeneralApproachCausal2010"/>
+    <w:bookmarkEnd w:id="98"/>
+    <w:bookmarkStart w:id="100" w:name="ref-imaiGeneralApproachCausal2010"/>
     <w:p>
       <w:pPr>
         <w:pStyle w:val="Bibliography"/>
@@ -3547,7 +3303,7 @@
       <w:r>
         <w:t xml:space="preserve"> </w:t>
       </w:r>
-      <w:hyperlink r:id="rId97">
+      <w:hyperlink r:id="rId99">
         <w:r>
           <w:rPr>
             <w:rStyle w:val="Hyperlink"/>
@@ -3562,8 +3318,8 @@
         <w:t xml:space="preserve"> </w:t>
       </w:r>
     </w:p>
-    <w:bookmarkEnd w:id="98"/>
-    <w:bookmarkStart w:id="100" w:name="ref-anselinLocalIndicatorsSpatial1995"/>
+    <w:bookmarkEnd w:id="100"/>
+    <w:bookmarkStart w:id="102" w:name="ref-anselinLocalIndicatorsSpatial1995"/>
     <w:p>
       <w:pPr>
         <w:pStyle w:val="Bibliography"/>
@@ -3583,7 +3339,7 @@
       <w:r>
         <w:t xml:space="preserve"> </w:t>
       </w:r>
-      <w:hyperlink r:id="rId99">
+      <w:hyperlink r:id="rId101">
         <w:r>
           <w:rPr>
             <w:rStyle w:val="Hyperlink"/>
@@ -3604,8 +3360,8 @@
         <w:t xml:space="preserve"> </w:t>
       </w:r>
     </w:p>
-    <w:bookmarkEnd w:id="100"/>
-    <w:bookmarkStart w:id="102" w:name="X228e44ace9066876e1f9b44ee648d41540875eb"/>
+    <w:bookmarkEnd w:id="102"/>
+    <w:bookmarkStart w:id="104" w:name="X228e44ace9066876e1f9b44ee648d41540875eb"/>
     <w:p>
       <w:pPr>
         <w:pStyle w:val="Bibliography"/>
@@ -3625,7 +3381,7 @@
       <w:r>
         <w:t xml:space="preserve"> </w:t>
       </w:r>
-      <w:hyperlink r:id="rId101">
+      <w:hyperlink r:id="rId103">
         <w:r>
           <w:rPr>
             <w:rStyle w:val="Hyperlink"/>
@@ -3664,8 +3420,8 @@
         <w:t xml:space="preserve"> </w:t>
       </w:r>
     </w:p>
-    <w:bookmarkEnd w:id="102"/>
-    <w:bookmarkStart w:id="104" w:name="ref-kusamaPeriodontalCareLower2025"/>
+    <w:bookmarkEnd w:id="104"/>
+    <w:bookmarkStart w:id="106" w:name="ref-kusamaPeriodontalCareLower2025"/>
     <w:p>
       <w:pPr>
         <w:pStyle w:val="Bibliography"/>
@@ -3685,7 +3441,7 @@
       <w:r>
         <w:t xml:space="preserve"> </w:t>
       </w:r>
-      <w:hyperlink r:id="rId103">
+      <w:hyperlink r:id="rId105">
         <w:r>
           <w:rPr>
             <w:rStyle w:val="Hyperlink"/>
@@ -3724,8 +3480,8 @@
         <w:t xml:space="preserve"> </w:t>
       </w:r>
     </w:p>
-    <w:bookmarkEnd w:id="104"/>
-    <w:bookmarkStart w:id="106" w:name="ref-mikamiPeriodontitisRenalFunction2025"/>
+    <w:bookmarkEnd w:id="106"/>
+    <w:bookmarkStart w:id="108" w:name="ref-mikamiPeriodontitisRenalFunction2025"/>
     <w:p>
       <w:pPr>
         <w:pStyle w:val="Bibliography"/>
@@ -3745,7 +3501,7 @@
       <w:r>
         <w:t xml:space="preserve"> </w:t>
       </w:r>
-      <w:hyperlink r:id="rId105">
+      <w:hyperlink r:id="rId107">
         <w:r>
           <w:rPr>
             <w:rStyle w:val="Hyperlink"/>
@@ -3784,8 +3540,8 @@
         <w:t xml:space="preserve"> </w:t>
       </w:r>
     </w:p>
-    <w:bookmarkEnd w:id="106"/>
-    <w:bookmarkStart w:id="108" w:name="ref-rajaDiabeticFootUlcer2023"/>
+    <w:bookmarkEnd w:id="108"/>
+    <w:bookmarkStart w:id="110" w:name="ref-rajaDiabeticFootUlcer2023"/>
     <w:p>
       <w:pPr>
         <w:pStyle w:val="Bibliography"/>
@@ -3805,7 +3561,7 @@
       <w:r>
         <w:t xml:space="preserve"> </w:t>
       </w:r>
-      <w:hyperlink r:id="rId107">
+      <w:hyperlink r:id="rId109">
         <w:r>
           <w:rPr>
             <w:rStyle w:val="Hyperlink"/>
@@ -3844,8 +3600,8 @@
         <w:t xml:space="preserve"> </w:t>
       </w:r>
     </w:p>
-    <w:bookmarkEnd w:id="108"/>
-    <w:bookmarkStart w:id="110" w:name="Xf49b306122c87f4af884b0dc5ecb05d5971e488"/>
+    <w:bookmarkEnd w:id="110"/>
+    <w:bookmarkStart w:id="112" w:name="Xf49b306122c87f4af884b0dc5ecb05d5971e488"/>
     <w:p>
       <w:pPr>
         <w:pStyle w:val="Bibliography"/>
@@ -3865,7 +3621,7 @@
       <w:r>
         <w:t xml:space="preserve"> </w:t>
       </w:r>
-      <w:hyperlink r:id="rId109">
+      <w:hyperlink r:id="rId111">
         <w:r>
           <w:rPr>
             <w:rStyle w:val="Hyperlink"/>
@@ -3892,8 +3648,8 @@
         <w:t xml:space="preserve"> </w:t>
       </w:r>
     </w:p>
-    <w:bookmarkEnd w:id="110"/>
-    <w:bookmarkStart w:id="112" w:name="ref-takeuchiUniversalHealthCheckups2024"/>
+    <w:bookmarkEnd w:id="112"/>
+    <w:bookmarkStart w:id="114" w:name="ref-takeuchiUniversalHealthCheckups2024"/>
     <w:p>
       <w:pPr>
         <w:pStyle w:val="Bibliography"/>
@@ -3913,7 +3669,7 @@
       <w:r>
         <w:t xml:space="preserve"> </w:t>
       </w:r>
-      <w:hyperlink r:id="rId111">
+      <w:hyperlink r:id="rId113">
         <w:r>
           <w:rPr>
             <w:rStyle w:val="Hyperlink"/>
@@ -3928,8 +3684,8 @@
         <w:t xml:space="preserve"> </w:t>
       </w:r>
     </w:p>
-    <w:bookmarkEnd w:id="112"/>
-    <w:bookmarkStart w:id="114" w:name="ref-ichidaSocialCapitalIncome2009"/>
+    <w:bookmarkEnd w:id="114"/>
+    <w:bookmarkStart w:id="116" w:name="ref-ichidaSocialCapitalIncome2009"/>
     <w:p>
       <w:pPr>
         <w:pStyle w:val="Bibliography"/>
@@ -3949,7 +3705,7 @@
       <w:r>
         <w:t xml:space="preserve"> </w:t>
       </w:r>
-      <w:hyperlink r:id="rId113">
+      <w:hyperlink r:id="rId115">
         <w:r>
           <w:rPr>
             <w:rStyle w:val="Hyperlink"/>
@@ -4024,8 +3780,8 @@
         <w:t xml:space="preserve"> </w:t>
       </w:r>
     </w:p>
-    <w:bookmarkEnd w:id="114"/>
-    <w:bookmarkStart w:id="116" w:name="ref-hartInverseCareLaw1971"/>
+    <w:bookmarkEnd w:id="116"/>
+    <w:bookmarkStart w:id="118" w:name="ref-hartInverseCareLaw1971"/>
     <w:p>
       <w:pPr>
         <w:pStyle w:val="Bibliography"/>
@@ -4045,7 +3801,7 @@
       <w:r>
         <w:t xml:space="preserve"> </w:t>
       </w:r>
-      <w:hyperlink r:id="rId115">
+      <w:hyperlink r:id="rId117">
         <w:r>
           <w:rPr>
             <w:rStyle w:val="Hyperlink"/>
@@ -4060,8 +3816,8 @@
         <w:t xml:space="preserve"> </w:t>
       </w:r>
     </w:p>
-    <w:bookmarkEnd w:id="116"/>
-    <w:bookmarkStart w:id="118" w:name="Xf6db8c3600fed3a117354d0a16688cda2ce4b2f"/>
+    <w:bookmarkEnd w:id="118"/>
+    <w:bookmarkStart w:id="120" w:name="Xf6db8c3600fed3a117354d0a16688cda2ce4b2f"/>
     <w:p>
       <w:pPr>
         <w:pStyle w:val="Bibliography"/>
@@ -4081,7 +3837,7 @@
       <w:r>
         <w:t xml:space="preserve"> </w:t>
       </w:r>
-      <w:hyperlink r:id="rId117">
+      <w:hyperlink r:id="rId119">
         <w:r>
           <w:rPr>
             <w:rStyle w:val="Hyperlink"/>
@@ -4144,8 +3900,8 @@
         <w:t xml:space="preserve"> </w:t>
       </w:r>
     </w:p>
-    <w:bookmarkEnd w:id="118"/>
-    <w:bookmarkEnd w:id="119"/>
+    <w:bookmarkEnd w:id="120"/>
+    <w:bookmarkEnd w:id="121"/>
     <w:p>
       <w:r>
         <w:pict>
@@ -4153,14 +3909,14 @@
         </w:pict>
       </w:r>
     </w:p>
-    <w:bookmarkEnd w:id="120"/>
-    <w:bookmarkStart w:id="121" w:name="tables"/>
+    <w:bookmarkEnd w:id="122"/>
+    <w:bookmarkStart w:id="123" w:name="tables"/>
     <w:p>
       <w:pPr>
         <w:pStyle w:val="Heading1"/>
       </w:pPr>
       <w:r>
-        <w:t xml:space="preserve">10. Tables</w:t>
+        <w:t xml:space="preserve">Tables</w:t>
       </w:r>
     </w:p>
     <w:p>
@@ -5212,6 +4968,23 @@
       </w:r>
     </w:p>
     <w:p>
+      <w:pPr>
+        <w:pStyle w:val="BodyText"/>
+      </w:pPr>
+      <w:r>
+        <w:rPr>
+          <w:vertAlign w:val="superscript"/>
+        </w:rPr>
+        <w:t xml:space="preserve">a</w:t>
+      </w:r>
+      <w:r>
+        <w:t xml:space="preserve"> </w:t>
+      </w:r>
+      <w:r>
+        <w:t xml:space="preserve">Caries rate summary statistics are not shown; this variable was used exclusively as a negative control exposure. Descriptive statistics are available upon request.</w:t>
+      </w:r>
+    </w:p>
+    <w:p>
       <w:r>
         <w:pict>
           <v:rect style="width:0;height:1.5pt" o:hralign="center" o:hrstd="t" o:hr="t"/>
@@ -5771,14 +5544,14 @@
         </w:pict>
       </w:r>
     </w:p>
-    <w:bookmarkEnd w:id="121"/>
-    <w:bookmarkStart w:id="149" w:name="figures"/>
+    <w:bookmarkEnd w:id="123"/>
+    <w:bookmarkStart w:id="151" w:name="figures"/>
     <w:p>
       <w:pPr>
         <w:pStyle w:val="Heading1"/>
       </w:pPr>
       <w:r>
-        <w:t xml:space="preserve">11. Figures</w:t>
+        <w:t xml:space="preserve">Figures</w:t>
       </w:r>
     </w:p>
     <w:p>
@@ -5805,18 +5578,18 @@
           <wp:inline>
             <wp:extent cx="4800600" cy="4145595"/>
             <wp:effectExtent b="0" l="0" r="0" t="0"/>
-            <wp:docPr descr="Choropleth map of periodontal disease rates by prefecture" title="" id="123" name="Picture"/>
+            <wp:docPr descr="Choropleth map of periodontal disease rates by prefecture" title="" id="125" name="Picture"/>
             <a:graphic>
               <a:graphicData uri="http://schemas.openxmlformats.org/drawingml/2006/picture">
                 <pic:pic>
                   <pic:nvPicPr>
-                    <pic:cNvPr descr="../results/figures/choropleth_periodontal_rate.png" id="124" name="Picture"/>
+                    <pic:cNvPr descr="../results/figures/choropleth_periodontal_rate.png" id="126" name="Picture"/>
                     <pic:cNvPicPr>
                       <a:picLocks noChangeArrowheads="1" noChangeAspect="1"/>
                     </pic:cNvPicPr>
                   </pic:nvPicPr>
                   <pic:blipFill>
-                    <a:blip r:embed="rId122"/>
+                    <a:blip r:embed="rId124"/>
                     <a:stretch>
                       <a:fillRect/>
                     </a:stretch>
@@ -5875,18 +5648,18 @@
           <wp:inline>
             <wp:extent cx="4267200" cy="3625024"/>
             <wp:effectExtent b="0" l="0" r="0" t="0"/>
-            <wp:docPr descr="Scatter plot: periodontal disease claim rate versus HbA1c high-value rate" title="" id="126" name="Picture"/>
+            <wp:docPr descr="Scatter plot: periodontal disease claim rate versus HbA1c high-value rate" title="" id="128" name="Picture"/>
             <a:graphic>
               <a:graphicData uri="http://schemas.openxmlformats.org/drawingml/2006/picture">
                 <pic:pic>
                   <pic:nvPicPr>
-                    <pic:cNvPr descr="../results/figures/scatter_periodontal_hba1c_high_rate.png" id="127" name="Picture"/>
+                    <pic:cNvPr descr="../results/figures/scatter_periodontal_hba1c_high_rate.png" id="129" name="Picture"/>
                     <pic:cNvPicPr>
                       <a:picLocks noChangeArrowheads="1" noChangeAspect="1"/>
                     </pic:cNvPicPr>
                   </pic:nvPicPr>
                   <pic:blipFill>
-                    <a:blip r:embed="rId125"/>
+                    <a:blip r:embed="rId127"/>
                     <a:stretch>
                       <a:fillRect/>
                     </a:stretch>
@@ -5945,18 +5718,18 @@
           <wp:inline>
             <wp:extent cx="4267200" cy="3530687"/>
             <wp:effectExtent b="0" l="0" r="0" t="0"/>
-            <wp:docPr descr="Scatter plot: periodontal disease claim rate versus diabetic complication management rate" title="" id="129" name="Picture"/>
+            <wp:docPr descr="Scatter plot: periodontal disease claim rate versus diabetic complication management rate" title="" id="131" name="Picture"/>
             <a:graphic>
               <a:graphicData uri="http://schemas.openxmlformats.org/drawingml/2006/picture">
                 <pic:pic>
                   <pic:nvPicPr>
-                    <pic:cNvPr descr="../results/figures/scatter_periodontal_dm_complication_rate.png" id="130" name="Picture"/>
+                    <pic:cNvPr descr="../results/figures/scatter_periodontal_dm_complication_rate.png" id="132" name="Picture"/>
                     <pic:cNvPicPr>
                       <a:picLocks noChangeArrowheads="1" noChangeAspect="1"/>
                     </pic:cNvPicPr>
                   </pic:nvPicPr>
                   <pic:blipFill>
-                    <a:blip r:embed="rId128"/>
+                    <a:blip r:embed="rId130"/>
                     <a:stretch>
                       <a:fillRect/>
                     </a:stretch>
@@ -6015,18 +5788,18 @@
           <wp:inline>
             <wp:extent cx="4800600" cy="2290171"/>
             <wp:effectExtent b="0" l="0" r="0" t="0"/>
-            <wp:docPr descr="Forest plot: negative control comparison" title="" id="132" name="Picture"/>
+            <wp:docPr descr="Forest plot: negative control comparison" title="" id="134" name="Picture"/>
             <a:graphic>
               <a:graphicData uri="http://schemas.openxmlformats.org/drawingml/2006/picture">
                 <pic:pic>
                   <pic:nvPicPr>
-                    <pic:cNvPr descr="../results/figures/forest_plot_negative_control.png" id="133" name="Picture"/>
+                    <pic:cNvPr descr="../results/figures/forest_plot_negative_control.png" id="135" name="Picture"/>
                     <pic:cNvPicPr>
                       <a:picLocks noChangeArrowheads="1" noChangeAspect="1"/>
                     </pic:cNvPicPr>
                   </pic:nvPicPr>
                   <pic:blipFill>
-                    <a:blip r:embed="rId131"/>
+                    <a:blip r:embed="rId133"/>
                     <a:stretch>
                       <a:fillRect/>
                     </a:stretch>
@@ -6085,18 +5858,18 @@
           <wp:inline>
             <wp:extent cx="4800600" cy="4909980"/>
             <wp:effectExtent b="0" l="0" r="0" t="0"/>
-            <wp:docPr descr="LISA cluster map of periodontal disease rates" title="" id="135" name="Picture"/>
+            <wp:docPr descr="LISA cluster map of periodontal disease rates" title="" id="137" name="Picture"/>
             <a:graphic>
               <a:graphicData uri="http://schemas.openxmlformats.org/drawingml/2006/picture">
                 <pic:pic>
                   <pic:nvPicPr>
-                    <pic:cNvPr descr="../results/figures/lisa_cluster_map.png" id="136" name="Picture"/>
+                    <pic:cNvPr descr="../results/figures/lisa_cluster_map.png" id="138" name="Picture"/>
                     <pic:cNvPicPr>
                       <a:picLocks noChangeArrowheads="1" noChangeAspect="1"/>
                     </pic:cNvPicPr>
                   </pic:nvPicPr>
                   <pic:blipFill>
-                    <a:blip r:embed="rId134"/>
+                    <a:blip r:embed="rId136"/>
                     <a:stretch>
                       <a:fillRect/>
                     </a:stretch>
@@ -6155,18 +5928,18 @@
           <wp:inline>
             <wp:extent cx="4267200" cy="2752362"/>
             <wp:effectExtent b="0" l="0" r="0" t="0"/>
-            <wp:docPr descr="Quartile analysis: quartiles of periodontal disease claim rate versus diabetic complication management rate" title="" id="138" name="Picture"/>
+            <wp:docPr descr="Quartile analysis: quartiles of periodontal disease claim rate versus diabetic complication management rate" title="" id="140" name="Picture"/>
             <a:graphic>
               <a:graphicData uri="http://schemas.openxmlformats.org/drawingml/2006/picture">
                 <pic:pic>
                   <pic:nvPicPr>
-                    <pic:cNvPr descr="../results/figures/quartile_dm_complication.png" id="139" name="Picture"/>
+                    <pic:cNvPr descr="../results/figures/quartile_dm_complication.png" id="141" name="Picture"/>
                     <pic:cNvPicPr>
                       <a:picLocks noChangeArrowheads="1" noChangeAspect="1"/>
                     </pic:cNvPicPr>
                   </pic:nvPicPr>
                   <pic:blipFill>
-                    <a:blip r:embed="rId137"/>
+                    <a:blip r:embed="rId139"/>
                     <a:stretch>
                       <a:fillRect/>
                     </a:stretch>
@@ -6225,18 +5998,18 @@
           <wp:inline>
             <wp:extent cx="4533900" cy="3514664"/>
             <wp:effectExtent b="0" l="0" r="0" t="0"/>
-            <wp:docPr descr="Extended forest plot: ten sensitivity models for diabetic complication management rate" title="" id="141" name="Picture"/>
+            <wp:docPr descr="Extended forest plot: ten sensitivity models for diabetic complication management rate" title="" id="143" name="Picture"/>
             <a:graphic>
               <a:graphicData uri="http://schemas.openxmlformats.org/drawingml/2006/picture">
                 <pic:pic>
                   <pic:nvPicPr>
-                    <pic:cNvPr descr="../results/figures/forest_plot_dm_complication_v2.png" id="142" name="Picture"/>
+                    <pic:cNvPr descr="../results/figures/forest_plot_dm_complication_v2.png" id="144" name="Picture"/>
                     <pic:cNvPicPr>
                       <a:picLocks noChangeArrowheads="1" noChangeAspect="1"/>
                     </pic:cNvPicPr>
                   </pic:nvPicPr>
                   <pic:blipFill>
-                    <a:blip r:embed="rId140"/>
+                    <a:blip r:embed="rId142"/>
                     <a:stretch>
                       <a:fillRect/>
                     </a:stretch>
@@ -6295,18 +6068,18 @@
           <wp:inline>
             <wp:extent cx="4267200" cy="2643143"/>
             <wp:effectExtent b="0" l="0" r="0" t="0"/>
-            <wp:docPr descr="E-value visualization for the primary association" title="" id="144" name="Picture"/>
+            <wp:docPr descr="E-value visualization for the primary association" title="" id="146" name="Picture"/>
             <a:graphic>
               <a:graphicData uri="http://schemas.openxmlformats.org/drawingml/2006/picture">
                 <pic:pic>
                   <pic:nvPicPr>
-                    <pic:cNvPr descr="../results/figures/evalue_visualization.png" id="145" name="Picture"/>
+                    <pic:cNvPr descr="../results/figures/evalue_visualization.png" id="147" name="Picture"/>
                     <pic:cNvPicPr>
                       <a:picLocks noChangeArrowheads="1" noChangeAspect="1"/>
                     </pic:cNvPicPr>
                   </pic:nvPicPr>
                   <pic:blipFill>
-                    <a:blip r:embed="rId143"/>
+                    <a:blip r:embed="rId145"/>
                     <a:stretch>
                       <a:fillRect/>
                     </a:stretch>
@@ -6365,18 +6138,18 @@
           <wp:inline>
             <wp:extent cx="4533900" cy="2603929"/>
             <wp:effectExtent b="0" l="0" r="0" t="0"/>
-            <wp:docPr descr="Forest plot: sensitivity analyses for HbA1c high-value rate" title="" id="147" name="Picture"/>
+            <wp:docPr descr="Forest plot: sensitivity analyses for HbA1c high-value rate" title="" id="149" name="Picture"/>
             <a:graphic>
               <a:graphicData uri="http://schemas.openxmlformats.org/drawingml/2006/picture">
                 <pic:pic>
                   <pic:nvPicPr>
-                    <pic:cNvPr descr="../results/figures/forest_plot_hba1c_high_rate.png" id="148" name="Picture"/>
+                    <pic:cNvPr descr="../results/figures/forest_plot_hba1c_high_rate.png" id="150" name="Picture"/>
                     <pic:cNvPicPr>
                       <a:picLocks noChangeArrowheads="1" noChangeAspect="1"/>
                     </pic:cNvPicPr>
                   </pic:nvPicPr>
                   <pic:blipFill>
-                    <a:blip r:embed="rId146"/>
+                    <a:blip r:embed="rId148"/>
                     <a:stretch>
                       <a:fillRect/>
                     </a:stretch>
@@ -6411,7 +6184,7 @@
         <w:t xml:space="preserve">Forest plot: sensitivity analyses for HbA1c high-value rate</w:t>
       </w:r>
     </w:p>
-    <w:bookmarkEnd w:id="149"/>
+    <w:bookmarkEnd w:id="151"/>
     <w:sectPr>
       <w:footnotePr>
         <w:numRestart w:val="eachSect"/>
